--- a/briefings/线口监测午报-2026-10-09.docx
+++ b/briefings/线口监测午报-2026-10-09.docx
@@ -22,7 +22,7 @@
           <w:color w:val="888888"/>
           <w:sz w:val="18"/>
         </w:rPr>
-        <w:t>监测窗口:近48小时 | 生成时间:2026-10-09 14:14</w:t>
+        <w:t>监测窗口:近48小时 | 生成时间:2026-10-09 15:25</w:t>
       </w:r>
     </w:p>
     <w:p>
@@ -70,6 +70,159 @@
           <w:color w:val="888888"/>
           <w:sz w:val="24"/>
         </w:rPr>
+        <w:t>极米记得 AI 显示眼镜 MemoMind One 超前预约开启：蔡司定制光学镜片、哈曼联合调音</w:t>
+      </w:r>
+    </w:p>
+    <w:p>
+      <w:r>
+        <w:rPr>
+          <w:rFonts w:ascii="Times New Roman" w:hAnsi="Times New Roman" w:eastAsia="宋体"/>
+          <w:color w:val="888888"/>
+          <w:sz w:val="18"/>
+        </w:rPr>
+        <w:t>来源:IT之家 | 时间:10-09 15:04</w:t>
+      </w:r>
+    </w:p>
+    <w:p>
+      <w:r>
+        <w:rPr>
+          <w:rFonts w:ascii="Times New Roman" w:hAnsi="Times New Roman" w:eastAsia="宋体"/>
+          <w:sz w:val="18"/>
+        </w:rPr>
+        <w:t>链接:</w:t>
+      </w:r>
+      <w:hyperlink r:id="rId9">
+        <w:r>
+          <w:rPr>
+            <w:color w:val="0563C1"/>
+            <w:u w:val="single"/>
+          </w:rPr>
+          <w:t>极米记得 AI 显示眼镜 MemoMind One 超前预约开启：蔡司定制光学镜片、哈曼联合调音</w:t>
+        </w:r>
+      </w:hyperlink>
+    </w:p>
+    <w:p>
+      <w:pPr>
+        <w:pStyle w:val="Heading3"/>
+      </w:pPr>
+      <w:r>
+        <w:rPr>
+          <w:rFonts w:ascii="Times New Roman" w:hAnsi="Times New Roman" w:eastAsia="黑体"/>
+          <w:b w:val="0"/>
+          <w:color w:val="888888"/>
+          <w:sz w:val="24"/>
+        </w:rPr>
+        <w:t>【C级·参考】</w:t>
+      </w:r>
+      <w:r>
+        <w:rPr>
+          <w:rFonts w:ascii="Times New Roman" w:hAnsi="Times New Roman" w:eastAsia="黑体"/>
+          <w:b w:val="0"/>
+          <w:color w:val="888888"/>
+          <w:sz w:val="24"/>
+        </w:rPr>
+        <w:t>66.1 分登顶：Odyssey-3 基础世界模型登场，AI 开始理解真实世界</w:t>
+      </w:r>
+    </w:p>
+    <w:p>
+      <w:r>
+        <w:rPr>
+          <w:rFonts w:ascii="Times New Roman" w:hAnsi="Times New Roman" w:eastAsia="宋体"/>
+          <w:color w:val="888888"/>
+          <w:sz w:val="18"/>
+        </w:rPr>
+        <w:t>来源:IT之家 | 时间:10-09 14:41</w:t>
+      </w:r>
+    </w:p>
+    <w:p>
+      <w:r>
+        <w:rPr>
+          <w:rFonts w:ascii="Times New Roman" w:hAnsi="Times New Roman" w:eastAsia="宋体"/>
+          <w:sz w:val="18"/>
+        </w:rPr>
+        <w:t>链接:</w:t>
+      </w:r>
+      <w:hyperlink r:id="rId10">
+        <w:r>
+          <w:rPr>
+            <w:color w:val="0563C1"/>
+            <w:u w:val="single"/>
+          </w:rPr>
+          <w:t>66.1 分登顶：Odyssey-3 基础世界模型登场，AI 开始理解真实世界</w:t>
+        </w:r>
+      </w:hyperlink>
+    </w:p>
+    <w:p>
+      <w:pPr>
+        <w:pStyle w:val="Heading3"/>
+      </w:pPr>
+      <w:r>
+        <w:rPr>
+          <w:rFonts w:ascii="Times New Roman" w:hAnsi="Times New Roman" w:eastAsia="黑体"/>
+          <w:b w:val="0"/>
+          <w:color w:val="888888"/>
+          <w:sz w:val="24"/>
+        </w:rPr>
+        <w:t>【C级·参考】</w:t>
+      </w:r>
+      <w:r>
+        <w:rPr>
+          <w:rFonts w:ascii="Times New Roman" w:hAnsi="Times New Roman" w:eastAsia="黑体"/>
+          <w:b w:val="0"/>
+          <w:color w:val="888888"/>
+          <w:sz w:val="24"/>
+        </w:rPr>
+        <w:t>Liquid AI 开源 d1 系列决策模型：单次判断仅 8 毫秒，支持图像输入</w:t>
+      </w:r>
+    </w:p>
+    <w:p>
+      <w:r>
+        <w:rPr>
+          <w:rFonts w:ascii="Times New Roman" w:hAnsi="Times New Roman" w:eastAsia="宋体"/>
+          <w:color w:val="888888"/>
+          <w:sz w:val="18"/>
+        </w:rPr>
+        <w:t>来源:IT之家 | 时间:10-09 14:29</w:t>
+      </w:r>
+    </w:p>
+    <w:p>
+      <w:r>
+        <w:rPr>
+          <w:rFonts w:ascii="Times New Roman" w:hAnsi="Times New Roman" w:eastAsia="宋体"/>
+          <w:sz w:val="18"/>
+        </w:rPr>
+        <w:t>链接:</w:t>
+      </w:r>
+      <w:hyperlink r:id="rId11">
+        <w:r>
+          <w:rPr>
+            <w:color w:val="0563C1"/>
+            <w:u w:val="single"/>
+          </w:rPr>
+          <w:t>Liquid AI 开源 d1 系列决策模型：单次判断仅 8 毫秒，支持图像输入</w:t>
+        </w:r>
+      </w:hyperlink>
+    </w:p>
+    <w:p>
+      <w:pPr>
+        <w:pStyle w:val="Heading3"/>
+      </w:pPr>
+      <w:r>
+        <w:rPr>
+          <w:rFonts w:ascii="Times New Roman" w:hAnsi="Times New Roman" w:eastAsia="黑体"/>
+          <w:b w:val="0"/>
+          <w:color w:val="888888"/>
+          <w:sz w:val="24"/>
+        </w:rPr>
+        <w:t>【C级·参考】</w:t>
+      </w:r>
+      <w:r>
+        <w:rPr>
+          <w:rFonts w:ascii="Times New Roman" w:hAnsi="Times New Roman" w:eastAsia="黑体"/>
+          <w:b w:val="0"/>
+          <w:color w:val="888888"/>
+          <w:sz w:val="24"/>
+        </w:rPr>
         <w:t>Anthropic 推出 OSS Scanner：用 AI 为开源软件免费扫漏洞</w:t>
       </w:r>
     </w:p>
@@ -91,7 +244,7 @@
         </w:rPr>
         <w:t>链接:</w:t>
       </w:r>
-      <w:hyperlink r:id="rId9">
+      <w:hyperlink r:id="rId12">
         <w:r>
           <w:rPr>
             <w:color w:val="0563C1"/>
@@ -142,7 +295,7 @@
         </w:rPr>
         <w:t>链接:</w:t>
       </w:r>
-      <w:hyperlink r:id="rId10">
+      <w:hyperlink r:id="rId13">
         <w:r>
           <w:rPr>
             <w:color w:val="0563C1"/>
@@ -193,7 +346,7 @@
         </w:rPr>
         <w:t>链接:</w:t>
       </w:r>
-      <w:hyperlink r:id="rId11">
+      <w:hyperlink r:id="rId14">
         <w:r>
           <w:rPr>
             <w:color w:val="0563C1"/>
@@ -244,7 +397,7 @@
         </w:rPr>
         <w:t>链接:</w:t>
       </w:r>
-      <w:hyperlink r:id="rId12">
+      <w:hyperlink r:id="rId15">
         <w:r>
           <w:rPr>
             <w:color w:val="0563C1"/>
@@ -295,7 +448,7 @@
         </w:rPr>
         <w:t>链接:</w:t>
       </w:r>
-      <w:hyperlink r:id="rId13">
+      <w:hyperlink r:id="rId16">
         <w:r>
           <w:rPr>
             <w:color w:val="0563C1"/>
@@ -346,7 +499,7 @@
         </w:rPr>
         <w:t>链接:</w:t>
       </w:r>
-      <w:hyperlink r:id="rId14">
+      <w:hyperlink r:id="rId17">
         <w:r>
           <w:rPr>
             <w:color w:val="0563C1"/>
@@ -397,115 +550,13 @@
         </w:rPr>
         <w:t>链接:</w:t>
       </w:r>
-      <w:hyperlink r:id="rId15">
+      <w:hyperlink r:id="rId18">
         <w:r>
           <w:rPr>
             <w:color w:val="0563C1"/>
             <w:u w:val="single"/>
           </w:rPr>
           <w:t>消息称英伟达拟投资 AI 推理 ASIC 企业 d-Matrix，双方此前已达成技术合作</w:t>
-        </w:r>
-      </w:hyperlink>
-    </w:p>
-    <w:p>
-      <w:pPr>
-        <w:pStyle w:val="Heading3"/>
-      </w:pPr>
-      <w:r>
-        <w:rPr>
-          <w:rFonts w:ascii="Times New Roman" w:hAnsi="Times New Roman" w:eastAsia="黑体"/>
-          <w:b w:val="0"/>
-          <w:color w:val="888888"/>
-          <w:sz w:val="24"/>
-        </w:rPr>
-        <w:t>【C级·参考】</w:t>
-      </w:r>
-      <w:r>
-        <w:rPr>
-          <w:rFonts w:ascii="Times New Roman" w:hAnsi="Times New Roman" w:eastAsia="黑体"/>
-          <w:b w:val="0"/>
-          <w:color w:val="888888"/>
-          <w:sz w:val="24"/>
-        </w:rPr>
-        <w:t>微软升级 Win11 的 AI 框架，实验性支持 GGUF 与 ONNX 原生本地推理</w:t>
-      </w:r>
-    </w:p>
-    <w:p>
-      <w:r>
-        <w:rPr>
-          <w:rFonts w:ascii="Times New Roman" w:hAnsi="Times New Roman" w:eastAsia="宋体"/>
-          <w:color w:val="888888"/>
-          <w:sz w:val="18"/>
-        </w:rPr>
-        <w:t>来源:IT之家 | 时间:10-09 10:21</w:t>
-      </w:r>
-    </w:p>
-    <w:p>
-      <w:r>
-        <w:rPr>
-          <w:rFonts w:ascii="Times New Roman" w:hAnsi="Times New Roman" w:eastAsia="宋体"/>
-          <w:sz w:val="18"/>
-        </w:rPr>
-        <w:t>链接:</w:t>
-      </w:r>
-      <w:hyperlink r:id="rId16">
-        <w:r>
-          <w:rPr>
-            <w:color w:val="0563C1"/>
-            <w:u w:val="single"/>
-          </w:rPr>
-          <w:t>微软升级 Win11 的 AI 框架，实验性支持 GGUF 与 ONNX 原生本地推理</w:t>
-        </w:r>
-      </w:hyperlink>
-    </w:p>
-    <w:p>
-      <w:pPr>
-        <w:pStyle w:val="Heading3"/>
-      </w:pPr>
-      <w:r>
-        <w:rPr>
-          <w:rFonts w:ascii="Times New Roman" w:hAnsi="Times New Roman" w:eastAsia="黑体"/>
-          <w:b w:val="0"/>
-          <w:color w:val="888888"/>
-          <w:sz w:val="24"/>
-        </w:rPr>
-        <w:t>【C级·参考】</w:t>
-      </w:r>
-      <w:r>
-        <w:rPr>
-          <w:rFonts w:ascii="Times New Roman" w:hAnsi="Times New Roman" w:eastAsia="黑体"/>
-          <w:b w:val="0"/>
-          <w:color w:val="888888"/>
-          <w:sz w:val="24"/>
-        </w:rPr>
-        <w:t>陶哲轩质疑 OpenAI 公司：719 篇 AI 数学证明，人类真的理解了吗？</w:t>
-      </w:r>
-    </w:p>
-    <w:p>
-      <w:r>
-        <w:rPr>
-          <w:rFonts w:ascii="Times New Roman" w:hAnsi="Times New Roman" w:eastAsia="宋体"/>
-          <w:color w:val="888888"/>
-          <w:sz w:val="18"/>
-        </w:rPr>
-        <w:t>来源:IT之家 | 时间:10-09 09:40</w:t>
-      </w:r>
-    </w:p>
-    <w:p>
-      <w:r>
-        <w:rPr>
-          <w:rFonts w:ascii="Times New Roman" w:hAnsi="Times New Roman" w:eastAsia="宋体"/>
-          <w:sz w:val="18"/>
-        </w:rPr>
-        <w:t>链接:</w:t>
-      </w:r>
-      <w:hyperlink r:id="rId17">
-        <w:r>
-          <w:rPr>
-            <w:color w:val="0563C1"/>
-            <w:u w:val="single"/>
-          </w:rPr>
-          <w:t>陶哲轩质疑 OpenAI 公司：719 篇 AI 数学证明，人类真的理解了吗？</w:t>
         </w:r>
       </w:hyperlink>
     </w:p>
@@ -550,7 +601,7 @@
         </w:rPr>
         <w:t>链接:</w:t>
       </w:r>
-      <w:hyperlink r:id="rId18">
+      <w:hyperlink r:id="rId19">
         <w:r>
           <w:rPr>
             <w:color w:val="0563C1"/>
@@ -601,7 +652,7 @@
         </w:rPr>
         <w:t>链接:</w:t>
       </w:r>
-      <w:hyperlink r:id="rId19">
+      <w:hyperlink r:id="rId20">
         <w:r>
           <w:rPr>
             <w:color w:val="0563C1"/>
@@ -652,7 +703,7 @@
         </w:rPr>
         <w:t>链接:</w:t>
       </w:r>
-      <w:hyperlink r:id="rId20">
+      <w:hyperlink r:id="rId21">
         <w:r>
           <w:rPr>
             <w:color w:val="0563C1"/>
@@ -703,7 +754,7 @@
         </w:rPr>
         <w:t>链接:</w:t>
       </w:r>
-      <w:hyperlink r:id="rId21">
+      <w:hyperlink r:id="rId22">
         <w:r>
           <w:rPr>
             <w:color w:val="0563C1"/>
@@ -754,7 +805,7 @@
         </w:rPr>
         <w:t>链接:</w:t>
       </w:r>
-      <w:hyperlink r:id="rId22">
+      <w:hyperlink r:id="rId23">
         <w:r>
           <w:rPr>
             <w:color w:val="0563C1"/>
@@ -805,13 +856,115 @@
         </w:rPr>
         <w:t>链接:</w:t>
       </w:r>
-      <w:hyperlink r:id="rId23">
+      <w:hyperlink r:id="rId24">
         <w:r>
           <w:rPr>
             <w:color w:val="0563C1"/>
             <w:u w:val="single"/>
           </w:rPr>
           <w:t>多家巨头密集押注AI眼镜，电感怎么突破技术瓶颈</w:t>
+        </w:r>
+      </w:hyperlink>
+    </w:p>
+    <w:p>
+      <w:pPr>
+        <w:pStyle w:val="Heading3"/>
+      </w:pPr>
+      <w:r>
+        <w:rPr>
+          <w:rFonts w:ascii="Times New Roman" w:hAnsi="Times New Roman" w:eastAsia="黑体"/>
+          <w:b w:val="0"/>
+          <w:color w:val="888888"/>
+          <w:sz w:val="24"/>
+        </w:rPr>
+        <w:t>【C级·参考】</w:t>
+      </w:r>
+      <w:r>
+        <w:rPr>
+          <w:rFonts w:ascii="Times New Roman" w:hAnsi="Times New Roman" w:eastAsia="黑体"/>
+          <w:b w:val="0"/>
+          <w:color w:val="888888"/>
+          <w:sz w:val="24"/>
+        </w:rPr>
+        <w:t>AI眼镜、折叠手机…… 国庆假期，智能电子消费热</w:t>
+      </w:r>
+    </w:p>
+    <w:p>
+      <w:r>
+        <w:rPr>
+          <w:rFonts w:ascii="Times New Roman" w:hAnsi="Times New Roman" w:eastAsia="宋体"/>
+          <w:color w:val="888888"/>
+          <w:sz w:val="18"/>
+        </w:rPr>
+        <w:t>来源:Bing新闻 | 时间:10-08 18:44</w:t>
+      </w:r>
+    </w:p>
+    <w:p>
+      <w:r>
+        <w:rPr>
+          <w:rFonts w:ascii="Times New Roman" w:hAnsi="Times New Roman" w:eastAsia="宋体"/>
+          <w:sz w:val="18"/>
+        </w:rPr>
+        <w:t>链接:</w:t>
+      </w:r>
+      <w:hyperlink r:id="rId25">
+        <w:r>
+          <w:rPr>
+            <w:color w:val="0563C1"/>
+            <w:u w:val="single"/>
+          </w:rPr>
+          <w:t>AI眼镜、折叠手机…… 国庆假期，智能电子消费热</w:t>
+        </w:r>
+      </w:hyperlink>
+    </w:p>
+    <w:p>
+      <w:pPr>
+        <w:pStyle w:val="Heading3"/>
+      </w:pPr>
+      <w:r>
+        <w:rPr>
+          <w:rFonts w:ascii="Times New Roman" w:hAnsi="Times New Roman" w:eastAsia="黑体"/>
+          <w:b w:val="0"/>
+          <w:color w:val="888888"/>
+          <w:sz w:val="24"/>
+        </w:rPr>
+        <w:t>【C级·参考】</w:t>
+      </w:r>
+      <w:r>
+        <w:rPr>
+          <w:rFonts w:ascii="Times New Roman" w:hAnsi="Times New Roman" w:eastAsia="黑体"/>
+          <w:b w:val="0"/>
+          <w:color w:val="888888"/>
+          <w:sz w:val="24"/>
+        </w:rPr>
+        <w:t>OpenAI withdraws three mathematical results</w:t>
+      </w:r>
+    </w:p>
+    <w:p>
+      <w:r>
+        <w:rPr>
+          <w:rFonts w:ascii="Times New Roman" w:hAnsi="Times New Roman" w:eastAsia="宋体"/>
+          <w:color w:val="888888"/>
+          <w:sz w:val="18"/>
+        </w:rPr>
+        <w:t>来源:Hacker News | 时间:10-08 15:05</w:t>
+      </w:r>
+    </w:p>
+    <w:p>
+      <w:r>
+        <w:rPr>
+          <w:rFonts w:ascii="Times New Roman" w:hAnsi="Times New Roman" w:eastAsia="宋体"/>
+          <w:sz w:val="18"/>
+        </w:rPr>
+        <w:t>链接:</w:t>
+      </w:r>
+      <w:hyperlink r:id="rId26">
+        <w:r>
+          <w:rPr>
+            <w:color w:val="0563C1"/>
+            <w:u w:val="single"/>
+          </w:rPr>
+          <w:t>OpenAI withdraws three mathematical results</w:t>
         </w:r>
       </w:hyperlink>
     </w:p>
@@ -868,7 +1021,7 @@
         </w:rPr>
         <w:t>链接:</w:t>
       </w:r>
-      <w:hyperlink r:id="rId24">
+      <w:hyperlink r:id="rId27">
         <w:r>
           <w:rPr>
             <w:color w:val="0563C1"/>
@@ -891,106 +1044,9 @@
       </w:r>
     </w:p>
     <w:p>
-      <w:pPr>
-        <w:pStyle w:val="Heading3"/>
-      </w:pPr>
       <w:r>
-        <w:rPr>
-          <w:rFonts w:ascii="Times New Roman" w:hAnsi="Times New Roman" w:eastAsia="黑体"/>
-          <w:b w:val="0"/>
-          <w:color w:val="888888"/>
-          <w:sz w:val="24"/>
-        </w:rPr>
-        <w:t>【C级·参考】</w:t>
+        <w:t>本线口暂无重要更新</w:t>
       </w:r>
-      <w:r>
-        <w:rPr>
-          <w:rFonts w:ascii="Times New Roman" w:hAnsi="Times New Roman" w:eastAsia="黑体"/>
-          <w:b w:val="0"/>
-          <w:color w:val="888888"/>
-          <w:sz w:val="24"/>
-        </w:rPr>
-        <w:t>韩国自研高超音速滑翔飞行器试射成功，拥有低空不规则飞行能力</w:t>
-      </w:r>
-    </w:p>
-    <w:p>
-      <w:r>
-        <w:rPr>
-          <w:rFonts w:ascii="Times New Roman" w:hAnsi="Times New Roman" w:eastAsia="宋体"/>
-          <w:color w:val="888888"/>
-          <w:sz w:val="18"/>
-        </w:rPr>
-        <w:t>来源:IT之家 | 时间:10-09 10:20</w:t>
-      </w:r>
-    </w:p>
-    <w:p>
-      <w:r>
-        <w:rPr>
-          <w:rFonts w:ascii="Times New Roman" w:hAnsi="Times New Roman" w:eastAsia="宋体"/>
-          <w:sz w:val="18"/>
-        </w:rPr>
-        <w:t>链接:</w:t>
-      </w:r>
-      <w:hyperlink r:id="rId25">
-        <w:r>
-          <w:rPr>
-            <w:color w:val="0563C1"/>
-            <w:u w:val="single"/>
-          </w:rPr>
-          <w:t>韩国自研高超音速滑翔飞行器试射成功，拥有低空不规则飞行能力</w:t>
-        </w:r>
-      </w:hyperlink>
-    </w:p>
-    <w:p>
-      <w:pPr>
-        <w:pStyle w:val="Heading3"/>
-      </w:pPr>
-      <w:r>
-        <w:rPr>
-          <w:rFonts w:ascii="Times New Roman" w:hAnsi="Times New Roman" w:eastAsia="黑体"/>
-          <w:b w:val="0"/>
-          <w:color w:val="888888"/>
-          <w:sz w:val="24"/>
-        </w:rPr>
-        <w:t>【C级·参考】</w:t>
-      </w:r>
-      <w:r>
-        <w:rPr>
-          <w:rFonts w:ascii="Times New Roman" w:hAnsi="Times New Roman" w:eastAsia="黑体"/>
-          <w:b w:val="0"/>
-          <w:color w:val="888888"/>
-          <w:sz w:val="24"/>
-        </w:rPr>
-        <w:t>去年同期的 1.88 倍，华为乾崑智驾国庆 7 天假期辅助驾驶累计里程达 5.53 亿公里</w:t>
-      </w:r>
-    </w:p>
-    <w:p>
-      <w:r>
-        <w:rPr>
-          <w:rFonts w:ascii="Times New Roman" w:hAnsi="Times New Roman" w:eastAsia="宋体"/>
-          <w:color w:val="888888"/>
-          <w:sz w:val="18"/>
-        </w:rPr>
-        <w:t>来源:IT之家 | 时间:10-09 09:50</w:t>
-      </w:r>
-    </w:p>
-    <w:p>
-      <w:r>
-        <w:rPr>
-          <w:rFonts w:ascii="Times New Roman" w:hAnsi="Times New Roman" w:eastAsia="宋体"/>
-          <w:sz w:val="18"/>
-        </w:rPr>
-        <w:t>链接:</w:t>
-      </w:r>
-      <w:hyperlink r:id="rId26">
-        <w:r>
-          <w:rPr>
-            <w:color w:val="0563C1"/>
-            <w:u w:val="single"/>
-          </w:rPr>
-          <w:t>去年同期的 1.88 倍，华为乾崑智驾国庆 7 天假期辅助驾驶累计里程达 5.53 亿公里</w:t>
-        </w:r>
-      </w:hyperlink>
     </w:p>
     <w:p>
       <w:pPr>
@@ -1041,6 +1097,108 @@
           <w:color w:val="888888"/>
           <w:sz w:val="24"/>
         </w:rPr>
+        <w:t>Steam 喜加一：卡牌 Roguelike 游戏《Hex Reverse》限时免费领</w:t>
+      </w:r>
+    </w:p>
+    <w:p>
+      <w:r>
+        <w:rPr>
+          <w:rFonts w:ascii="Times New Roman" w:hAnsi="Times New Roman" w:eastAsia="宋体"/>
+          <w:color w:val="888888"/>
+          <w:sz w:val="18"/>
+        </w:rPr>
+        <w:t>来源:IT之家 | 时间:10-09 15:08</w:t>
+      </w:r>
+    </w:p>
+    <w:p>
+      <w:r>
+        <w:rPr>
+          <w:rFonts w:ascii="Times New Roman" w:hAnsi="Times New Roman" w:eastAsia="宋体"/>
+          <w:sz w:val="18"/>
+        </w:rPr>
+        <w:t>链接:</w:t>
+      </w:r>
+      <w:hyperlink r:id="rId28">
+        <w:r>
+          <w:rPr>
+            <w:color w:val="0563C1"/>
+            <w:u w:val="single"/>
+          </w:rPr>
+          <w:t>Steam 喜加一：卡牌 Roguelike 游戏《Hex Reverse》限时免费领</w:t>
+        </w:r>
+      </w:hyperlink>
+    </w:p>
+    <w:p>
+      <w:pPr>
+        <w:pStyle w:val="Heading3"/>
+      </w:pPr>
+      <w:r>
+        <w:rPr>
+          <w:rFonts w:ascii="Times New Roman" w:hAnsi="Times New Roman" w:eastAsia="黑体"/>
+          <w:b w:val="0"/>
+          <w:color w:val="888888"/>
+          <w:sz w:val="24"/>
+        </w:rPr>
+        <w:t>【C级·参考】</w:t>
+      </w:r>
+      <w:r>
+        <w:rPr>
+          <w:rFonts w:ascii="Times New Roman" w:hAnsi="Times New Roman" w:eastAsia="黑体"/>
+          <w:b w:val="0"/>
+          <w:color w:val="888888"/>
+          <w:sz w:val="24"/>
+        </w:rPr>
+        <w:t>Steam 喜加一：策略游戏《Save the Earth》转付费前免费领</w:t>
+      </w:r>
+    </w:p>
+    <w:p>
+      <w:r>
+        <w:rPr>
+          <w:rFonts w:ascii="Times New Roman" w:hAnsi="Times New Roman" w:eastAsia="宋体"/>
+          <w:color w:val="888888"/>
+          <w:sz w:val="18"/>
+        </w:rPr>
+        <w:t>来源:IT之家 | 时间:10-09 14:40</w:t>
+      </w:r>
+    </w:p>
+    <w:p>
+      <w:r>
+        <w:rPr>
+          <w:rFonts w:ascii="Times New Roman" w:hAnsi="Times New Roman" w:eastAsia="宋体"/>
+          <w:sz w:val="18"/>
+        </w:rPr>
+        <w:t>链接:</w:t>
+      </w:r>
+      <w:hyperlink r:id="rId29">
+        <w:r>
+          <w:rPr>
+            <w:color w:val="0563C1"/>
+            <w:u w:val="single"/>
+          </w:rPr>
+          <w:t>Steam 喜加一：策略游戏《Save the Earth》转付费前免费领</w:t>
+        </w:r>
+      </w:hyperlink>
+    </w:p>
+    <w:p>
+      <w:pPr>
+        <w:pStyle w:val="Heading3"/>
+      </w:pPr>
+      <w:r>
+        <w:rPr>
+          <w:rFonts w:ascii="Times New Roman" w:hAnsi="Times New Roman" w:eastAsia="黑体"/>
+          <w:b w:val="0"/>
+          <w:color w:val="888888"/>
+          <w:sz w:val="24"/>
+        </w:rPr>
+        <w:t>【C级·参考】</w:t>
+      </w:r>
+      <w:r>
+        <w:rPr>
+          <w:rFonts w:ascii="Times New Roman" w:hAnsi="Times New Roman" w:eastAsia="黑体"/>
+          <w:b w:val="0"/>
+          <w:color w:val="888888"/>
+          <w:sz w:val="24"/>
+        </w:rPr>
         <w:t>《巫师 3：重制版》首个大型补丁发布：游戏主机端消除画面泛白现象</w:t>
       </w:r>
     </w:p>
@@ -1062,7 +1220,7 @@
         </w:rPr>
         <w:t>链接:</w:t>
       </w:r>
-      <w:hyperlink r:id="rId27">
+      <w:hyperlink r:id="rId30">
         <w:r>
           <w:rPr>
             <w:color w:val="0563C1"/>
@@ -1113,7 +1271,7 @@
         </w:rPr>
         <w:t>链接:</w:t>
       </w:r>
-      <w:hyperlink r:id="rId28">
+      <w:hyperlink r:id="rId31">
         <w:r>
           <w:rPr>
             <w:color w:val="0563C1"/>
@@ -1164,7 +1322,7 @@
         </w:rPr>
         <w:t>链接:</w:t>
       </w:r>
-      <w:hyperlink r:id="rId29">
+      <w:hyperlink r:id="rId32">
         <w:r>
           <w:rPr>
             <w:color w:val="0563C1"/>
@@ -1215,64 +1373,13 @@
         </w:rPr>
         <w:t>链接:</w:t>
       </w:r>
-      <w:hyperlink r:id="rId30">
+      <w:hyperlink r:id="rId33">
         <w:r>
           <w:rPr>
             <w:color w:val="0563C1"/>
             <w:u w:val="single"/>
           </w:rPr>
           <w:t>微软重构 XBOX PC 应用：游戏库加载提速，商店列表与游戏列表合一</w:t>
-        </w:r>
-      </w:hyperlink>
-    </w:p>
-    <w:p>
-      <w:pPr>
-        <w:pStyle w:val="Heading3"/>
-      </w:pPr>
-      <w:r>
-        <w:rPr>
-          <w:rFonts w:ascii="Times New Roman" w:hAnsi="Times New Roman" w:eastAsia="黑体"/>
-          <w:b w:val="0"/>
-          <w:color w:val="888888"/>
-          <w:sz w:val="24"/>
-        </w:rPr>
-        <w:t>【C级·参考】</w:t>
-      </w:r>
-      <w:r>
-        <w:rPr>
-          <w:rFonts w:ascii="Times New Roman" w:hAnsi="Times New Roman" w:eastAsia="黑体"/>
-          <w:b w:val="0"/>
-          <w:color w:val="888888"/>
-          <w:sz w:val="24"/>
-        </w:rPr>
-        <w:t>一加 x 京东方第四代东方屏发布：全新 X4 发光材料、日常 165Hz、游戏 185Hz，一加 16 首发搭载</w:t>
-      </w:r>
-    </w:p>
-    <w:p>
-      <w:r>
-        <w:rPr>
-          <w:rFonts w:ascii="Times New Roman" w:hAnsi="Times New Roman" w:eastAsia="宋体"/>
-          <w:color w:val="888888"/>
-          <w:sz w:val="18"/>
-        </w:rPr>
-        <w:t>来源:IT之家 | 时间:10-09 10:55</w:t>
-      </w:r>
-    </w:p>
-    <w:p>
-      <w:r>
-        <w:rPr>
-          <w:rFonts w:ascii="Times New Roman" w:hAnsi="Times New Roman" w:eastAsia="宋体"/>
-          <w:sz w:val="18"/>
-        </w:rPr>
-        <w:t>链接:</w:t>
-      </w:r>
-      <w:hyperlink r:id="rId31">
-        <w:r>
-          <w:rPr>
-            <w:color w:val="0563C1"/>
-            <w:u w:val="single"/>
-          </w:rPr>
-          <w:t>一加 x 京东方第四代东方屏发布：全新 X4 发光材料、日常 165Hz、游戏 185Hz，一加 16 首发搭载</w:t>
         </w:r>
       </w:hyperlink>
     </w:p>
@@ -1317,7 +1424,7 @@
         </w:rPr>
         <w:t>链接:</w:t>
       </w:r>
-      <w:hyperlink r:id="rId32">
+      <w:hyperlink r:id="rId34">
         <w:r>
           <w:rPr>
             <w:color w:val="0563C1"/>
@@ -1368,64 +1475,13 @@
         </w:rPr>
         <w:t>链接:</w:t>
       </w:r>
-      <w:hyperlink r:id="rId33">
+      <w:hyperlink r:id="rId35">
         <w:r>
           <w:rPr>
             <w:color w:val="0563C1"/>
             <w:u w:val="single"/>
           </w:rPr>
           <w:t>米哈游大伟哥成“小红书RED LAND”最大“人形彩蛋”，玩家：合照来者不拒</w:t>
-        </w:r>
-      </w:hyperlink>
-    </w:p>
-    <w:p>
-      <w:pPr>
-        <w:pStyle w:val="Heading3"/>
-      </w:pPr>
-      <w:r>
-        <w:rPr>
-          <w:rFonts w:ascii="Times New Roman" w:hAnsi="Times New Roman" w:eastAsia="黑体"/>
-          <w:b w:val="0"/>
-          <w:color w:val="888888"/>
-          <w:sz w:val="24"/>
-        </w:rPr>
-        <w:t>【C级·参考】</w:t>
-      </w:r>
-      <w:r>
-        <w:rPr>
-          <w:rFonts w:ascii="Times New Roman" w:hAnsi="Times New Roman" w:eastAsia="黑体"/>
-          <w:b w:val="0"/>
-          <w:color w:val="888888"/>
-          <w:sz w:val="24"/>
-        </w:rPr>
-        <w:t>AX 电竞叛客正式推出 GeForce RTX 5070 秋序限定显卡</w:t>
-      </w:r>
-    </w:p>
-    <w:p>
-      <w:r>
-        <w:rPr>
-          <w:rFonts w:ascii="Times New Roman" w:hAnsi="Times New Roman" w:eastAsia="宋体"/>
-          <w:color w:val="888888"/>
-          <w:sz w:val="18"/>
-        </w:rPr>
-        <w:t>来源:IT之家 | 时间:10-09 09:41</w:t>
-      </w:r>
-    </w:p>
-    <w:p>
-      <w:r>
-        <w:rPr>
-          <w:rFonts w:ascii="Times New Roman" w:hAnsi="Times New Roman" w:eastAsia="宋体"/>
-          <w:sz w:val="18"/>
-        </w:rPr>
-        <w:t>链接:</w:t>
-      </w:r>
-      <w:hyperlink r:id="rId34">
-        <w:r>
-          <w:rPr>
-            <w:color w:val="0563C1"/>
-            <w:u w:val="single"/>
-          </w:rPr>
-          <w:t>AX 电竞叛客正式推出 GeForce RTX 5070 秋序限定显卡</w:t>
         </w:r>
       </w:hyperlink>
     </w:p>
@@ -1470,13 +1526,64 @@
         </w:rPr>
         <w:t>链接:</w:t>
       </w:r>
-      <w:hyperlink r:id="rId35">
+      <w:hyperlink r:id="rId36">
         <w:r>
           <w:rPr>
             <w:color w:val="0563C1"/>
             <w:u w:val="single"/>
           </w:rPr>
           <w:t>欧盟对9家游戏大厂执法行动，遭集体抵制：Supercell,拳头,育碧,King在列</w:t>
+        </w:r>
+      </w:hyperlink>
+    </w:p>
+    <w:p>
+      <w:pPr>
+        <w:pStyle w:val="Heading3"/>
+      </w:pPr>
+      <w:r>
+        <w:rPr>
+          <w:rFonts w:ascii="Times New Roman" w:hAnsi="Times New Roman" w:eastAsia="黑体"/>
+          <w:b w:val="0"/>
+          <w:color w:val="888888"/>
+          <w:sz w:val="24"/>
+        </w:rPr>
+        <w:t>【C级·参考】</w:t>
+      </w:r>
+      <w:r>
+        <w:rPr>
+          <w:rFonts w:ascii="Times New Roman" w:hAnsi="Times New Roman" w:eastAsia="黑体"/>
+          <w:b w:val="0"/>
+          <w:color w:val="888888"/>
+          <w:sz w:val="24"/>
+        </w:rPr>
+        <w:t>9月微信小游戏畅销榜Top100：小游戏大势已定？仅1款新游戏跻身TOP50</w:t>
+      </w:r>
+    </w:p>
+    <w:p>
+      <w:r>
+        <w:rPr>
+          <w:rFonts w:ascii="Times New Roman" w:hAnsi="Times New Roman" w:eastAsia="宋体"/>
+          <w:color w:val="888888"/>
+          <w:sz w:val="18"/>
+        </w:rPr>
+        <w:t>来源:GameLook | 时间:10-08 14:08</w:t>
+      </w:r>
+    </w:p>
+    <w:p>
+      <w:r>
+        <w:rPr>
+          <w:rFonts w:ascii="Times New Roman" w:hAnsi="Times New Roman" w:eastAsia="宋体"/>
+          <w:sz w:val="18"/>
+        </w:rPr>
+        <w:t>链接:</w:t>
+      </w:r>
+      <w:hyperlink r:id="rId37">
+        <w:r>
+          <w:rPr>
+            <w:color w:val="0563C1"/>
+            <w:u w:val="single"/>
+          </w:rPr>
+          <w:t>9月微信小游戏畅销榜Top100：小游戏大势已定？仅1款新游戏跻身TOP50</w:t>
         </w:r>
       </w:hyperlink>
     </w:p>
@@ -1533,115 +1640,13 @@
         </w:rPr>
         <w:t>链接:</w:t>
       </w:r>
-      <w:hyperlink r:id="rId36">
+      <w:hyperlink r:id="rId38">
         <w:r>
           <w:rPr>
             <w:color w:val="0563C1"/>
             <w:u w:val="single"/>
           </w:rPr>
           <w:t>今晚 20:00 京东 11.11 全面开抢：家居家电 3C 数码年内好价，OPPO N6 折叠屏国补 10%</w:t>
-        </w:r>
-      </w:hyperlink>
-    </w:p>
-    <w:p>
-      <w:pPr>
-        <w:pStyle w:val="Heading3"/>
-      </w:pPr>
-      <w:r>
-        <w:rPr>
-          <w:rFonts w:ascii="Times New Roman" w:hAnsi="Times New Roman" w:eastAsia="黑体"/>
-          <w:b w:val="0"/>
-          <w:color w:val="888888"/>
-          <w:sz w:val="24"/>
-        </w:rPr>
-        <w:t>【C级·参考】</w:t>
-      </w:r>
-      <w:r>
-        <w:rPr>
-          <w:rFonts w:ascii="Times New Roman" w:hAnsi="Times New Roman" w:eastAsia="黑体"/>
-          <w:b w:val="0"/>
-          <w:color w:val="888888"/>
-          <w:sz w:val="24"/>
-        </w:rPr>
-        <w:t>亚马逊零售部门裁员数百人，发言人回应称做出了艰难决定</w:t>
-      </w:r>
-    </w:p>
-    <w:p>
-      <w:r>
-        <w:rPr>
-          <w:rFonts w:ascii="Times New Roman" w:hAnsi="Times New Roman" w:eastAsia="宋体"/>
-          <w:color w:val="888888"/>
-          <w:sz w:val="18"/>
-        </w:rPr>
-        <w:t>来源:IT之家 | 时间:10-09 10:07</w:t>
-      </w:r>
-    </w:p>
-    <w:p>
-      <w:r>
-        <w:rPr>
-          <w:rFonts w:ascii="Times New Roman" w:hAnsi="Times New Roman" w:eastAsia="宋体"/>
-          <w:sz w:val="18"/>
-        </w:rPr>
-        <w:t>链接:</w:t>
-      </w:r>
-      <w:hyperlink r:id="rId37">
-        <w:r>
-          <w:rPr>
-            <w:color w:val="0563C1"/>
-            <w:u w:val="single"/>
-          </w:rPr>
-          <w:t>亚马逊零售部门裁员数百人，发言人回应称做出了艰难决定</w:t>
-        </w:r>
-      </w:hyperlink>
-    </w:p>
-    <w:p>
-      <w:pPr>
-        <w:pStyle w:val="Heading3"/>
-      </w:pPr>
-      <w:r>
-        <w:rPr>
-          <w:rFonts w:ascii="Times New Roman" w:hAnsi="Times New Roman" w:eastAsia="黑体"/>
-          <w:b w:val="0"/>
-          <w:color w:val="888888"/>
-          <w:sz w:val="24"/>
-        </w:rPr>
-        <w:t>【C级·参考】</w:t>
-      </w:r>
-      <w:r>
-        <w:rPr>
-          <w:rFonts w:ascii="Times New Roman" w:hAnsi="Times New Roman" w:eastAsia="黑体"/>
-          <w:b w:val="0"/>
-          <w:color w:val="888888"/>
-          <w:sz w:val="24"/>
-        </w:rPr>
-        <w:t>小米智能门锁 5C 猫眼版预售：支持关门自动上锁，国补后到手价 999.6 元起</w:t>
-      </w:r>
-    </w:p>
-    <w:p>
-      <w:r>
-        <w:rPr>
-          <w:rFonts w:ascii="Times New Roman" w:hAnsi="Times New Roman" w:eastAsia="宋体"/>
-          <w:color w:val="888888"/>
-          <w:sz w:val="18"/>
-        </w:rPr>
-        <w:t>来源:IT之家 | 时间:10-09 10:01</w:t>
-      </w:r>
-    </w:p>
-    <w:p>
-      <w:r>
-        <w:rPr>
-          <w:rFonts w:ascii="Times New Roman" w:hAnsi="Times New Roman" w:eastAsia="宋体"/>
-          <w:sz w:val="18"/>
-        </w:rPr>
-        <w:t>链接:</w:t>
-      </w:r>
-      <w:hyperlink r:id="rId38">
-        <w:r>
-          <w:rPr>
-            <w:color w:val="0563C1"/>
-            <w:u w:val="single"/>
-          </w:rPr>
-          <w:t>小米智能门锁 5C 猫眼版预售：支持关门自动上锁，国补后到手价 999.6 元起</w:t>
         </w:r>
       </w:hyperlink>
     </w:p>

--- a/briefings/线口监测午报-2026-10-09.docx
+++ b/briefings/线口监测午报-2026-10-09.docx
@@ -22,7 +22,7 @@
           <w:color w:val="888888"/>
           <w:sz w:val="18"/>
         </w:rPr>
-        <w:t>监测窗口:近48小时 | 生成时间:2026-10-09 15:25</w:t>
+        <w:t>监测窗口:近48小时 | 生成时间:2026-10-09 22:18</w:t>
       </w:r>
     </w:p>
     <w:p>
@@ -70,7 +70,7 @@
           <w:color w:val="888888"/>
           <w:sz w:val="24"/>
         </w:rPr>
-        <w:t>极米记得 AI 显示眼镜 MemoMind One 超前预约开启：蔡司定制光学镜片、哈曼联合调音</w:t>
+        <w:t>46999 元起，极摩客 EVO-X5 Pro 迷你 AI 工作站发售</w:t>
       </w:r>
     </w:p>
     <w:p>
@@ -80,7 +80,7 @@
           <w:color w:val="888888"/>
           <w:sz w:val="18"/>
         </w:rPr>
-        <w:t>来源:IT之家 | 时间:10-09 15:04</w:t>
+        <w:t>来源:IT之家 | 时间:10-09 19:59</w:t>
       </w:r>
     </w:p>
     <w:p>
@@ -97,7 +97,7 @@
             <w:color w:val="0563C1"/>
             <w:u w:val="single"/>
           </w:rPr>
-          <w:t>极米记得 AI 显示眼镜 MemoMind One 超前预约开启：蔡司定制光学镜片、哈曼联合调音</w:t>
+          <w:t>46999 元起，极摩客 EVO-X5 Pro 迷你 AI 工作站发售</w:t>
         </w:r>
       </w:hyperlink>
     </w:p>
@@ -121,7 +121,7 @@
           <w:color w:val="888888"/>
           <w:sz w:val="24"/>
         </w:rPr>
-        <w:t>66.1 分登顶：Odyssey-3 基础世界模型登场，AI 开始理解真实世界</w:t>
+        <w:t>华为鸿蒙电脑 9 月体验报告发布：全新沉浸光感、图库 AI 修图、小艺任务模式等</w:t>
       </w:r>
     </w:p>
     <w:p>
@@ -131,7 +131,7 @@
           <w:color w:val="888888"/>
           <w:sz w:val="18"/>
         </w:rPr>
-        <w:t>来源:IT之家 | 时间:10-09 14:41</w:t>
+        <w:t>来源:IT之家 | 时间:10-09 19:48</w:t>
       </w:r>
     </w:p>
     <w:p>
@@ -148,7 +148,7 @@
             <w:color w:val="0563C1"/>
             <w:u w:val="single"/>
           </w:rPr>
-          <w:t>66.1 分登顶：Odyssey-3 基础世界模型登场，AI 开始理解真实世界</w:t>
+          <w:t>华为鸿蒙电脑 9 月体验报告发布：全新沉浸光感、图库 AI 修图、小艺任务模式等</w:t>
         </w:r>
       </w:hyperlink>
     </w:p>
@@ -172,7 +172,7 @@
           <w:color w:val="888888"/>
           <w:sz w:val="24"/>
         </w:rPr>
-        <w:t>Liquid AI 开源 d1 系列决策模型：单次判断仅 8 毫秒，支持图像输入</w:t>
+        <w:t>懂车帝：网传内部整顿通知截图系 AI 生成，相关信息均为谣言</w:t>
       </w:r>
     </w:p>
     <w:p>
@@ -182,7 +182,7 @@
           <w:color w:val="888888"/>
           <w:sz w:val="18"/>
         </w:rPr>
-        <w:t>来源:IT之家 | 时间:10-09 14:29</w:t>
+        <w:t>来源:IT之家 | 时间:10-09 19:25</w:t>
       </w:r>
     </w:p>
     <w:p>
@@ -199,7 +199,7 @@
             <w:color w:val="0563C1"/>
             <w:u w:val="single"/>
           </w:rPr>
-          <w:t>Liquid AI 开源 d1 系列决策模型：单次判断仅 8 毫秒，支持图像输入</w:t>
+          <w:t>懂车帝：网传内部整顿通知截图系 AI 生成，相关信息均为谣言</w:t>
         </w:r>
       </w:hyperlink>
     </w:p>
@@ -223,7 +223,7 @@
           <w:color w:val="888888"/>
           <w:sz w:val="24"/>
         </w:rPr>
-        <w:t>Anthropic 推出 OSS Scanner：用 AI 为开源软件免费扫漏洞</w:t>
+        <w:t>Let your AI agents paint big arrows, boxes and text on your screen</w:t>
       </w:r>
     </w:p>
     <w:p>
@@ -233,7 +233,7 @@
           <w:color w:val="888888"/>
           <w:sz w:val="18"/>
         </w:rPr>
-        <w:t>来源:IT之家 | 时间:10-09 14:08</w:t>
+        <w:t>来源:Hacker News | 时间:10-09 19:03</w:t>
       </w:r>
     </w:p>
     <w:p>
@@ -250,7 +250,7 @@
             <w:color w:val="0563C1"/>
             <w:u w:val="single"/>
           </w:rPr>
-          <w:t>Anthropic 推出 OSS Scanner：用 AI 为开源软件免费扫漏洞</w:t>
+          <w:t>Let your AI agents paint big arrows, boxes and text on your screen</w:t>
         </w:r>
       </w:hyperlink>
     </w:p>
@@ -274,7 +274,7 @@
           <w:color w:val="888888"/>
           <w:sz w:val="24"/>
         </w:rPr>
-        <w:t>孙正义大手笔加码 AI 投资，曝软银寻求向海湾投资者募资千亿美元</w:t>
+        <w:t>OpenAI fires three safety researchers for "mishandling research information"</w:t>
       </w:r>
     </w:p>
     <w:p>
@@ -284,7 +284,7 @@
           <w:color w:val="888888"/>
           <w:sz w:val="18"/>
         </w:rPr>
-        <w:t>来源:IT之家 | 时间:10-09 13:56</w:t>
+        <w:t>来源:Hacker News | 时间:10-09 18:00</w:t>
       </w:r>
     </w:p>
     <w:p>
@@ -301,7 +301,7 @@
             <w:color w:val="0563C1"/>
             <w:u w:val="single"/>
           </w:rPr>
-          <w:t>孙正义大手笔加码 AI 投资，曝软银寻求向海湾投资者募资千亿美元</w:t>
+          <w:t>OpenAI fires three safety researchers for "mishandling research information"</w:t>
         </w:r>
       </w:hyperlink>
     </w:p>
@@ -325,7 +325,7 @@
           <w:color w:val="888888"/>
           <w:sz w:val="24"/>
         </w:rPr>
-        <w:t>JetBrains 编程 AI 模型 Mellum2.1 发布：高负载推理吞吐量近 Qwen3.5-9B 两倍</w:t>
+        <w:t>华为智能门锁 2 Pro 悦享版开售：支持 AI 3D 人脸识别 3.0，补贴到手价 2124.15 元</w:t>
       </w:r>
     </w:p>
     <w:p>
@@ -335,7 +335,7 @@
           <w:color w:val="888888"/>
           <w:sz w:val="18"/>
         </w:rPr>
-        <w:t>来源:IT之家 | 时间:10-09 12:59</w:t>
+        <w:t>来源:IT之家 | 时间:10-09 16:40</w:t>
       </w:r>
     </w:p>
     <w:p>
@@ -352,7 +352,7 @@
             <w:color w:val="0563C1"/>
             <w:u w:val="single"/>
           </w:rPr>
-          <w:t>JetBrains 编程 AI 模型 Mellum2.1 发布：高负载推理吞吐量近 Qwen3.5-9B 两倍</w:t>
+          <w:t>华为智能门锁 2 Pro 悦享版开售：支持 AI 3D 人脸识别 3.0，补贴到手价 2124.15 元</w:t>
         </w:r>
       </w:hyperlink>
     </w:p>
@@ -376,7 +376,7 @@
           <w:color w:val="888888"/>
           <w:sz w:val="24"/>
         </w:rPr>
-        <w:t>短短 10 个月几乎翻倍，AI 模型评测平台 Arena 估值升至 31 亿美元</w:t>
+        <w:t>iBUYPOWER 发布 Pro AMD AI Halo 迷你主机：2.8L 体积，简约外观</w:t>
       </w:r>
     </w:p>
     <w:p>
@@ -386,7 +386,7 @@
           <w:color w:val="888888"/>
           <w:sz w:val="18"/>
         </w:rPr>
-        <w:t>来源:IT之家 | 时间:10-09 12:22</w:t>
+        <w:t>来源:IT之家 | 时间:10-09 16:39</w:t>
       </w:r>
     </w:p>
     <w:p>
@@ -403,7 +403,7 @@
             <w:color w:val="0563C1"/>
             <w:u w:val="single"/>
           </w:rPr>
-          <w:t>短短 10 个月几乎翻倍，AI 模型评测平台 Arena 估值升至 31 亿美元</w:t>
+          <w:t>iBUYPOWER 发布 Pro AMD AI Halo 迷你主机：2.8L 体积，简约外观</w:t>
         </w:r>
       </w:hyperlink>
     </w:p>
@@ -427,7 +427,7 @@
           <w:color w:val="888888"/>
           <w:sz w:val="24"/>
         </w:rPr>
-        <w:t>对标苹果 AirPods Max：三星 Galaxy Studio 曝光，时隔 11 年重返头戴式耳机市场</w:t>
+        <w:t>武汉商场一楼，正在被AI眼镜和机器人“占领”</w:t>
       </w:r>
     </w:p>
     <w:p>
@@ -437,7 +437,7 @@
           <w:color w:val="888888"/>
           <w:sz w:val="18"/>
         </w:rPr>
-        <w:t>来源:IT之家 | 时间:10-09 12:20</w:t>
+        <w:t>来源:Bing新闻 | 时间:10-09 12:58</w:t>
       </w:r>
     </w:p>
     <w:p>
@@ -454,7 +454,7 @@
             <w:color w:val="0563C1"/>
             <w:u w:val="single"/>
           </w:rPr>
-          <w:t>对标苹果 AirPods Max：三星 Galaxy Studio 曝光，时隔 11 年重返头戴式耳机市场</w:t>
+          <w:t>武汉商场一楼，正在被AI眼镜和机器人“占领”</w:t>
         </w:r>
       </w:hyperlink>
     </w:p>
@@ -478,7 +478,7 @@
           <w:color w:val="888888"/>
           <w:sz w:val="24"/>
         </w:rPr>
-        <w:t>苦 Adobe 高价订阅久矣？四人团队借 AI 开发免费开源“平替”ArtCraft 套件</w:t>
+        <w:t>多家巨头密集押注AI眼镜，电感怎么突破技术瓶颈</w:t>
       </w:r>
     </w:p>
     <w:p>
@@ -488,7 +488,7 @@
           <w:color w:val="888888"/>
           <w:sz w:val="18"/>
         </w:rPr>
-        <w:t>来源:IT之家 | 时间:10-09 11:45</w:t>
+        <w:t>来源:Bing新闻 | 时间:10-09 11:16</w:t>
       </w:r>
     </w:p>
     <w:p>
@@ -505,58 +505,7 @@
             <w:color w:val="0563C1"/>
             <w:u w:val="single"/>
           </w:rPr>
-          <w:t>苦 Adobe 高价订阅久矣？四人团队借 AI 开发免费开源“平替”ArtCraft 套件</w:t>
-        </w:r>
-      </w:hyperlink>
-    </w:p>
-    <w:p>
-      <w:pPr>
-        <w:pStyle w:val="Heading3"/>
-      </w:pPr>
-      <w:r>
-        <w:rPr>
-          <w:rFonts w:ascii="Times New Roman" w:hAnsi="Times New Roman" w:eastAsia="黑体"/>
-          <w:b w:val="0"/>
-          <w:color w:val="888888"/>
-          <w:sz w:val="24"/>
-        </w:rPr>
-        <w:t>【C级·参考】</w:t>
-      </w:r>
-      <w:r>
-        <w:rPr>
-          <w:rFonts w:ascii="Times New Roman" w:hAnsi="Times New Roman" w:eastAsia="黑体"/>
-          <w:b w:val="0"/>
-          <w:color w:val="888888"/>
-          <w:sz w:val="24"/>
-        </w:rPr>
-        <w:t>消息称英伟达拟投资 AI 推理 ASIC 企业 d-Matrix，双方此前已达成技术合作</w:t>
-      </w:r>
-    </w:p>
-    <w:p>
-      <w:r>
-        <w:rPr>
-          <w:rFonts w:ascii="Times New Roman" w:hAnsi="Times New Roman" w:eastAsia="宋体"/>
-          <w:color w:val="888888"/>
-          <w:sz w:val="18"/>
-        </w:rPr>
-        <w:t>来源:IT之家 | 时间:10-09 11:23</w:t>
-      </w:r>
-    </w:p>
-    <w:p>
-      <w:r>
-        <w:rPr>
-          <w:rFonts w:ascii="Times New Roman" w:hAnsi="Times New Roman" w:eastAsia="宋体"/>
-          <w:sz w:val="18"/>
-        </w:rPr>
-        <w:t>链接:</w:t>
-      </w:r>
-      <w:hyperlink r:id="rId18">
-        <w:r>
-          <w:rPr>
-            <w:color w:val="0563C1"/>
-            <w:u w:val="single"/>
-          </w:rPr>
-          <w:t>消息称英伟达拟投资 AI 推理 ASIC 企业 d-Matrix，双方此前已达成技术合作</w:t>
+          <w:t>多家巨头密集押注AI眼镜，电感怎么突破技术瓶颈</w:t>
         </w:r>
       </w:hyperlink>
     </w:p>
@@ -601,13 +550,64 @@
         </w:rPr>
         <w:t>链接:</w:t>
       </w:r>
+      <w:hyperlink r:id="rId18">
+        <w:r>
+          <w:rPr>
+            <w:color w:val="0563C1"/>
+            <w:u w:val="single"/>
+          </w:rPr>
+          <w:t>又一大佬入局！谷歌与Unity推出AI游戏研发平台，“一句话生成游戏”</w:t>
+        </w:r>
+      </w:hyperlink>
+    </w:p>
+    <w:p>
+      <w:pPr>
+        <w:pStyle w:val="Heading3"/>
+      </w:pPr>
+      <w:r>
+        <w:rPr>
+          <w:rFonts w:ascii="Times New Roman" w:hAnsi="Times New Roman" w:eastAsia="黑体"/>
+          <w:b w:val="0"/>
+          <w:color w:val="888888"/>
+          <w:sz w:val="24"/>
+        </w:rPr>
+        <w:t>【C级·参考】</w:t>
+      </w:r>
+      <w:r>
+        <w:rPr>
+          <w:rFonts w:ascii="Times New Roman" w:hAnsi="Times New Roman" w:eastAsia="黑体"/>
+          <w:b w:val="0"/>
+          <w:color w:val="888888"/>
+          <w:sz w:val="24"/>
+        </w:rPr>
+        <w:t>AI眼镜、折叠手机…… 国庆假期，智能电子消费热</w:t>
+      </w:r>
+    </w:p>
+    <w:p>
+      <w:r>
+        <w:rPr>
+          <w:rFonts w:ascii="Times New Roman" w:hAnsi="Times New Roman" w:eastAsia="宋体"/>
+          <w:color w:val="888888"/>
+          <w:sz w:val="18"/>
+        </w:rPr>
+        <w:t>来源:Bing新闻 | 时间:10-09 08:44</w:t>
+      </w:r>
+    </w:p>
+    <w:p>
+      <w:r>
+        <w:rPr>
+          <w:rFonts w:ascii="Times New Roman" w:hAnsi="Times New Roman" w:eastAsia="宋体"/>
+          <w:sz w:val="18"/>
+        </w:rPr>
+        <w:t>链接:</w:t>
+      </w:r>
       <w:hyperlink r:id="rId19">
         <w:r>
           <w:rPr>
             <w:color w:val="0563C1"/>
             <w:u w:val="single"/>
           </w:rPr>
-          <w:t>又一大佬入局！谷歌与Unity推出AI游戏研发平台，“一句话生成游戏”</w:t>
+          <w:t>AI眼镜、折叠手机…… 国庆假期，智能电子消费热</w:t>
         </w:r>
       </w:hyperlink>
     </w:p>
@@ -682,7 +682,7 @@
           <w:color w:val="888888"/>
           <w:sz w:val="24"/>
         </w:rPr>
-        <w:t>AI-ready biological data: $1.8B global commitment</w:t>
+        <w:t>极米记得AI显示眼镜开启预约：双目显示、蔡司镜片加持</w:t>
       </w:r>
     </w:p>
     <w:p>
@@ -692,7 +692,7 @@
           <w:color w:val="888888"/>
           <w:sz w:val="18"/>
         </w:rPr>
-        <w:t>来源:Hacker News | 时间:10-09 04:46</w:t>
+        <w:t>来源:Bing新闻 | 时间:10-09 04:58</w:t>
       </w:r>
     </w:p>
     <w:p>
@@ -709,262 +709,7 @@
             <w:color w:val="0563C1"/>
             <w:u w:val="single"/>
           </w:rPr>
-          <w:t>AI-ready biological data: $1.8B global commitment</w:t>
-        </w:r>
-      </w:hyperlink>
-    </w:p>
-    <w:p>
-      <w:pPr>
-        <w:pStyle w:val="Heading3"/>
-      </w:pPr>
-      <w:r>
-        <w:rPr>
-          <w:rFonts w:ascii="Times New Roman" w:hAnsi="Times New Roman" w:eastAsia="黑体"/>
-          <w:b w:val="0"/>
-          <w:color w:val="888888"/>
-          <w:sz w:val="24"/>
-        </w:rPr>
-        <w:t>【C级·参考】</w:t>
-      </w:r>
-      <w:r>
-        <w:rPr>
-          <w:rFonts w:ascii="Times New Roman" w:hAnsi="Times New Roman" w:eastAsia="黑体"/>
-          <w:b w:val="0"/>
-          <w:color w:val="888888"/>
-          <w:sz w:val="24"/>
-        </w:rPr>
-        <w:t>极刻觅镜 | AI眼镜日报｜XREAL AURA公布售价与上市计划</w:t>
-      </w:r>
-    </w:p>
-    <w:p>
-      <w:r>
-        <w:rPr>
-          <w:rFonts w:ascii="Times New Roman" w:hAnsi="Times New Roman" w:eastAsia="宋体"/>
-          <w:color w:val="888888"/>
-          <w:sz w:val="18"/>
-        </w:rPr>
-        <w:t>来源:Bing新闻 | 时间:10-09 03:16</w:t>
-      </w:r>
-    </w:p>
-    <w:p>
-      <w:r>
-        <w:rPr>
-          <w:rFonts w:ascii="Times New Roman" w:hAnsi="Times New Roman" w:eastAsia="宋体"/>
-          <w:sz w:val="18"/>
-        </w:rPr>
-        <w:t>链接:</w:t>
-      </w:r>
-      <w:hyperlink r:id="rId22">
-        <w:r>
-          <w:rPr>
-            <w:color w:val="0563C1"/>
-            <w:u w:val="single"/>
-          </w:rPr>
-          <w:t>极刻觅镜 | AI眼镜日报｜XREAL AURA公布售价与上市计划</w:t>
-        </w:r>
-      </w:hyperlink>
-    </w:p>
-    <w:p>
-      <w:pPr>
-        <w:pStyle w:val="Heading3"/>
-      </w:pPr>
-      <w:r>
-        <w:rPr>
-          <w:rFonts w:ascii="Times New Roman" w:hAnsi="Times New Roman" w:eastAsia="黑体"/>
-          <w:b w:val="0"/>
-          <w:color w:val="888888"/>
-          <w:sz w:val="24"/>
-        </w:rPr>
-        <w:t>【C级·参考】</w:t>
-      </w:r>
-      <w:r>
-        <w:rPr>
-          <w:rFonts w:ascii="Times New Roman" w:hAnsi="Times New Roman" w:eastAsia="黑体"/>
-          <w:b w:val="0"/>
-          <w:color w:val="888888"/>
-          <w:sz w:val="24"/>
-        </w:rPr>
-        <w:t>AI眼镜、折叠手机…… 智能电子消费热</w:t>
-      </w:r>
-    </w:p>
-    <w:p>
-      <w:r>
-        <w:rPr>
-          <w:rFonts w:ascii="Times New Roman" w:hAnsi="Times New Roman" w:eastAsia="宋体"/>
-          <w:color w:val="888888"/>
-          <w:sz w:val="18"/>
-        </w:rPr>
-        <w:t>来源:Bing新闻 | 时间:10-09 01:00</w:t>
-      </w:r>
-    </w:p>
-    <w:p>
-      <w:r>
-        <w:rPr>
-          <w:rFonts w:ascii="Times New Roman" w:hAnsi="Times New Roman" w:eastAsia="宋体"/>
-          <w:sz w:val="18"/>
-        </w:rPr>
-        <w:t>链接:</w:t>
-      </w:r>
-      <w:hyperlink r:id="rId23">
-        <w:r>
-          <w:rPr>
-            <w:color w:val="0563C1"/>
-            <w:u w:val="single"/>
-          </w:rPr>
-          <w:t>AI眼镜、折叠手机…… 智能电子消费热</w:t>
-        </w:r>
-      </w:hyperlink>
-    </w:p>
-    <w:p>
-      <w:pPr>
-        <w:pStyle w:val="Heading3"/>
-      </w:pPr>
-      <w:r>
-        <w:rPr>
-          <w:rFonts w:ascii="Times New Roman" w:hAnsi="Times New Roman" w:eastAsia="黑体"/>
-          <w:b w:val="0"/>
-          <w:color w:val="888888"/>
-          <w:sz w:val="24"/>
-        </w:rPr>
-        <w:t>【C级·参考】</w:t>
-      </w:r>
-      <w:r>
-        <w:rPr>
-          <w:rFonts w:ascii="Times New Roman" w:hAnsi="Times New Roman" w:eastAsia="黑体"/>
-          <w:b w:val="0"/>
-          <w:color w:val="888888"/>
-          <w:sz w:val="24"/>
-        </w:rPr>
-        <w:t>多家巨头密集押注AI眼镜，电感怎么突破技术瓶颈</w:t>
-      </w:r>
-    </w:p>
-    <w:p>
-      <w:r>
-        <w:rPr>
-          <w:rFonts w:ascii="Times New Roman" w:hAnsi="Times New Roman" w:eastAsia="宋体"/>
-          <w:color w:val="888888"/>
-          <w:sz w:val="18"/>
-        </w:rPr>
-        <w:t>来源:Bing新闻 | 时间:10-08 21:17</w:t>
-      </w:r>
-    </w:p>
-    <w:p>
-      <w:r>
-        <w:rPr>
-          <w:rFonts w:ascii="Times New Roman" w:hAnsi="Times New Roman" w:eastAsia="宋体"/>
-          <w:sz w:val="18"/>
-        </w:rPr>
-        <w:t>链接:</w:t>
-      </w:r>
-      <w:hyperlink r:id="rId24">
-        <w:r>
-          <w:rPr>
-            <w:color w:val="0563C1"/>
-            <w:u w:val="single"/>
-          </w:rPr>
-          <w:t>多家巨头密集押注AI眼镜，电感怎么突破技术瓶颈</w:t>
-        </w:r>
-      </w:hyperlink>
-    </w:p>
-    <w:p>
-      <w:pPr>
-        <w:pStyle w:val="Heading3"/>
-      </w:pPr>
-      <w:r>
-        <w:rPr>
-          <w:rFonts w:ascii="Times New Roman" w:hAnsi="Times New Roman" w:eastAsia="黑体"/>
-          <w:b w:val="0"/>
-          <w:color w:val="888888"/>
-          <w:sz w:val="24"/>
-        </w:rPr>
-        <w:t>【C级·参考】</w:t>
-      </w:r>
-      <w:r>
-        <w:rPr>
-          <w:rFonts w:ascii="Times New Roman" w:hAnsi="Times New Roman" w:eastAsia="黑体"/>
-          <w:b w:val="0"/>
-          <w:color w:val="888888"/>
-          <w:sz w:val="24"/>
-        </w:rPr>
-        <w:t>AI眼镜、折叠手机…… 国庆假期，智能电子消费热</w:t>
-      </w:r>
-    </w:p>
-    <w:p>
-      <w:r>
-        <w:rPr>
-          <w:rFonts w:ascii="Times New Roman" w:hAnsi="Times New Roman" w:eastAsia="宋体"/>
-          <w:color w:val="888888"/>
-          <w:sz w:val="18"/>
-        </w:rPr>
-        <w:t>来源:Bing新闻 | 时间:10-08 18:44</w:t>
-      </w:r>
-    </w:p>
-    <w:p>
-      <w:r>
-        <w:rPr>
-          <w:rFonts w:ascii="Times New Roman" w:hAnsi="Times New Roman" w:eastAsia="宋体"/>
-          <w:sz w:val="18"/>
-        </w:rPr>
-        <w:t>链接:</w:t>
-      </w:r>
-      <w:hyperlink r:id="rId25">
-        <w:r>
-          <w:rPr>
-            <w:color w:val="0563C1"/>
-            <w:u w:val="single"/>
-          </w:rPr>
-          <w:t>AI眼镜、折叠手机…… 国庆假期，智能电子消费热</w:t>
-        </w:r>
-      </w:hyperlink>
-    </w:p>
-    <w:p>
-      <w:pPr>
-        <w:pStyle w:val="Heading3"/>
-      </w:pPr>
-      <w:r>
-        <w:rPr>
-          <w:rFonts w:ascii="Times New Roman" w:hAnsi="Times New Roman" w:eastAsia="黑体"/>
-          <w:b w:val="0"/>
-          <w:color w:val="888888"/>
-          <w:sz w:val="24"/>
-        </w:rPr>
-        <w:t>【C级·参考】</w:t>
-      </w:r>
-      <w:r>
-        <w:rPr>
-          <w:rFonts w:ascii="Times New Roman" w:hAnsi="Times New Roman" w:eastAsia="黑体"/>
-          <w:b w:val="0"/>
-          <w:color w:val="888888"/>
-          <w:sz w:val="24"/>
-        </w:rPr>
-        <w:t>OpenAI withdraws three mathematical results</w:t>
-      </w:r>
-    </w:p>
-    <w:p>
-      <w:r>
-        <w:rPr>
-          <w:rFonts w:ascii="Times New Roman" w:hAnsi="Times New Roman" w:eastAsia="宋体"/>
-          <w:color w:val="888888"/>
-          <w:sz w:val="18"/>
-        </w:rPr>
-        <w:t>来源:Hacker News | 时间:10-08 15:05</w:t>
-      </w:r>
-    </w:p>
-    <w:p>
-      <w:r>
-        <w:rPr>
-          <w:rFonts w:ascii="Times New Roman" w:hAnsi="Times New Roman" w:eastAsia="宋体"/>
-          <w:sz w:val="18"/>
-        </w:rPr>
-        <w:t>链接:</w:t>
-      </w:r>
-      <w:hyperlink r:id="rId26">
-        <w:r>
-          <w:rPr>
-            <w:color w:val="0563C1"/>
-            <w:u w:val="single"/>
-          </w:rPr>
-          <w:t>OpenAI withdraws three mathematical results</w:t>
+          <w:t>极米记得AI显示眼镜开启预约：双目显示、蔡司镜片加持</w:t>
         </w:r>
       </w:hyperlink>
     </w:p>
@@ -1000,7 +745,7 @@
           <w:color w:val="888888"/>
           <w:sz w:val="24"/>
         </w:rPr>
-        <w:t>比亚迪人形机器人外观专利公布</w:t>
+        <w:t>国务院发布《关于发展新质生产力的意见》：加快推进智能网联新能源汽车、人工智能手机和电脑、人形机器人等新一代智能终端场景应用</w:t>
       </w:r>
     </w:p>
     <w:p>
@@ -1010,7 +755,7 @@
           <w:color w:val="888888"/>
           <w:sz w:val="18"/>
         </w:rPr>
-        <w:t>来源:IT之家 | 时间:10-09 13:19</w:t>
+        <w:t>来源:IT之家 | 时间:10-09 22:10</w:t>
       </w:r>
     </w:p>
     <w:p>
@@ -1021,13 +766,115 @@
         </w:rPr>
         <w:t>链接:</w:t>
       </w:r>
-      <w:hyperlink r:id="rId27">
+      <w:hyperlink r:id="rId22">
         <w:r>
           <w:rPr>
             <w:color w:val="0563C1"/>
             <w:u w:val="single"/>
           </w:rPr>
-          <w:t>比亚迪人形机器人外观专利公布</w:t>
+          <w:t>国务院发布《关于发展新质生产力的意见》：加快推进智能网联新能源汽车、人工智能手机和电脑、人形机器人等新一代智能终端场景应用</w:t>
+        </w:r>
+      </w:hyperlink>
+    </w:p>
+    <w:p>
+      <w:pPr>
+        <w:pStyle w:val="Heading3"/>
+      </w:pPr>
+      <w:r>
+        <w:rPr>
+          <w:rFonts w:ascii="Times New Roman" w:hAnsi="Times New Roman" w:eastAsia="黑体"/>
+          <w:b w:val="0"/>
+          <w:color w:val="888888"/>
+          <w:sz w:val="24"/>
+        </w:rPr>
+        <w:t>【C级·参考】</w:t>
+      </w:r>
+      <w:r>
+        <w:rPr>
+          <w:rFonts w:ascii="Times New Roman" w:hAnsi="Times New Roman" w:eastAsia="黑体"/>
+          <w:b w:val="0"/>
+          <w:color w:val="888888"/>
+          <w:sz w:val="24"/>
+        </w:rPr>
+        <w:t>打折还是 MOVA 猛：P70S 活水洗地扫拖机器人 3299 → 999 元 20:00 开抢</w:t>
+      </w:r>
+    </w:p>
+    <w:p>
+      <w:r>
+        <w:rPr>
+          <w:rFonts w:ascii="Times New Roman" w:hAnsi="Times New Roman" w:eastAsia="宋体"/>
+          <w:color w:val="888888"/>
+          <w:sz w:val="18"/>
+        </w:rPr>
+        <w:t>来源:IT之家 | 时间:10-09 18:37</w:t>
+      </w:r>
+    </w:p>
+    <w:p>
+      <w:r>
+        <w:rPr>
+          <w:rFonts w:ascii="Times New Roman" w:hAnsi="Times New Roman" w:eastAsia="宋体"/>
+          <w:sz w:val="18"/>
+        </w:rPr>
+        <w:t>链接:</w:t>
+      </w:r>
+      <w:hyperlink r:id="rId23">
+        <w:r>
+          <w:rPr>
+            <w:color w:val="0563C1"/>
+            <w:u w:val="single"/>
+          </w:rPr>
+          <w:t>打折还是 MOVA 猛：P70S 活水洗地扫拖机器人 3299 → 999 元 20:00 开抢</w:t>
+        </w:r>
+      </w:hyperlink>
+    </w:p>
+    <w:p>
+      <w:pPr>
+        <w:pStyle w:val="Heading3"/>
+      </w:pPr>
+      <w:r>
+        <w:rPr>
+          <w:rFonts w:ascii="Times New Roman" w:hAnsi="Times New Roman" w:eastAsia="黑体"/>
+          <w:b w:val="0"/>
+          <w:color w:val="888888"/>
+          <w:sz w:val="24"/>
+        </w:rPr>
+        <w:t>【C级·参考】</w:t>
+      </w:r>
+      <w:r>
+        <w:rPr>
+          <w:rFonts w:ascii="Times New Roman" w:hAnsi="Times New Roman" w:eastAsia="黑体"/>
+          <w:b w:val="0"/>
+          <w:color w:val="888888"/>
+          <w:sz w:val="24"/>
+        </w:rPr>
+        <w:t>消息称人形机器人租赁价格大跳水，日租金跌破千元</w:t>
+      </w:r>
+    </w:p>
+    <w:p>
+      <w:r>
+        <w:rPr>
+          <w:rFonts w:ascii="Times New Roman" w:hAnsi="Times New Roman" w:eastAsia="宋体"/>
+          <w:color w:val="888888"/>
+          <w:sz w:val="18"/>
+        </w:rPr>
+        <w:t>来源:IT之家 | 时间:10-09 17:00</w:t>
+      </w:r>
+    </w:p>
+    <w:p>
+      <w:r>
+        <w:rPr>
+          <w:rFonts w:ascii="Times New Roman" w:hAnsi="Times New Roman" w:eastAsia="宋体"/>
+          <w:sz w:val="18"/>
+        </w:rPr>
+        <w:t>链接:</w:t>
+      </w:r>
+      <w:hyperlink r:id="rId24">
+        <w:r>
+          <w:rPr>
+            <w:color w:val="0563C1"/>
+            <w:u w:val="single"/>
+          </w:rPr>
+          <w:t>消息称人形机器人租赁价格大跳水，日租金跌破千元</w:t>
         </w:r>
       </w:hyperlink>
     </w:p>
@@ -1061,9 +908,106 @@
       </w:r>
     </w:p>
     <w:p>
+      <w:pPr>
+        <w:pStyle w:val="Heading3"/>
+      </w:pPr>
       <w:r>
-        <w:t>本线口暂无重要更新</w:t>
+        <w:rPr>
+          <w:rFonts w:ascii="Times New Roman" w:hAnsi="Times New Roman" w:eastAsia="黑体"/>
+          <w:b w:val="0"/>
+          <w:color w:val="888888"/>
+          <w:sz w:val="24"/>
+        </w:rPr>
+        <w:t>【C级·参考】</w:t>
       </w:r>
+      <w:r>
+        <w:rPr>
+          <w:rFonts w:ascii="Times New Roman" w:hAnsi="Times New Roman" w:eastAsia="黑体"/>
+          <w:b w:val="0"/>
+          <w:color w:val="888888"/>
+          <w:sz w:val="24"/>
+        </w:rPr>
+        <w:t>中老铁路累计发送旅客突破 8000 万人次，服务 120 余个国家和地区跨境旅客 95 万人次</w:t>
+      </w:r>
+    </w:p>
+    <w:p>
+      <w:r>
+        <w:rPr>
+          <w:rFonts w:ascii="Times New Roman" w:hAnsi="Times New Roman" w:eastAsia="宋体"/>
+          <w:color w:val="888888"/>
+          <w:sz w:val="18"/>
+        </w:rPr>
+        <w:t>来源:IT之家 | 时间:10-09 20:50</w:t>
+      </w:r>
+    </w:p>
+    <w:p>
+      <w:r>
+        <w:rPr>
+          <w:rFonts w:ascii="Times New Roman" w:hAnsi="Times New Roman" w:eastAsia="宋体"/>
+          <w:sz w:val="18"/>
+        </w:rPr>
+        <w:t>链接:</w:t>
+      </w:r>
+      <w:hyperlink r:id="rId25">
+        <w:r>
+          <w:rPr>
+            <w:color w:val="0563C1"/>
+            <w:u w:val="single"/>
+          </w:rPr>
+          <w:t>中老铁路累计发送旅客突破 8000 万人次，服务 120 余个国家和地区跨境旅客 95 万人次</w:t>
+        </w:r>
+      </w:hyperlink>
+    </w:p>
+    <w:p>
+      <w:pPr>
+        <w:pStyle w:val="Heading3"/>
+      </w:pPr>
+      <w:r>
+        <w:rPr>
+          <w:rFonts w:ascii="Times New Roman" w:hAnsi="Times New Roman" w:eastAsia="黑体"/>
+          <w:b w:val="0"/>
+          <w:color w:val="888888"/>
+          <w:sz w:val="24"/>
+        </w:rPr>
+        <w:t>【C级·参考】</w:t>
+      </w:r>
+      <w:r>
+        <w:rPr>
+          <w:rFonts w:ascii="Times New Roman" w:hAnsi="Times New Roman" w:eastAsia="黑体"/>
+          <w:b w:val="0"/>
+          <w:color w:val="888888"/>
+          <w:sz w:val="24"/>
+        </w:rPr>
+        <w:t>后厨制作过程能扫码回看，中国电信推出“外卖云监管-食安封签”解决方案</w:t>
+      </w:r>
+    </w:p>
+    <w:p>
+      <w:r>
+        <w:rPr>
+          <w:rFonts w:ascii="Times New Roman" w:hAnsi="Times New Roman" w:eastAsia="宋体"/>
+          <w:color w:val="888888"/>
+          <w:sz w:val="18"/>
+        </w:rPr>
+        <w:t>来源:IT之家 | 时间:10-09 16:42</w:t>
+      </w:r>
+    </w:p>
+    <w:p>
+      <w:r>
+        <w:rPr>
+          <w:rFonts w:ascii="Times New Roman" w:hAnsi="Times New Roman" w:eastAsia="宋体"/>
+          <w:sz w:val="18"/>
+        </w:rPr>
+        <w:t>链接:</w:t>
+      </w:r>
+      <w:hyperlink r:id="rId26">
+        <w:r>
+          <w:rPr>
+            <w:color w:val="0563C1"/>
+            <w:u w:val="single"/>
+          </w:rPr>
+          <w:t>后厨制作过程能扫码回看，中国电信推出“外卖云监管-食安封签”解决方案</w:t>
+        </w:r>
+      </w:hyperlink>
     </w:p>
     <w:p>
       <w:pPr>
@@ -1097,7 +1041,7 @@
           <w:color w:val="888888"/>
           <w:sz w:val="24"/>
         </w:rPr>
-        <w:t>Steam 喜加一：卡牌 Roguelike 游戏《Hex Reverse》限时免费领</w:t>
+        <w:t>网易《逆水寒：新世界》年度级预告片公布，4.2 全新大赛季“月岭瑶歌”官宣</w:t>
       </w:r>
     </w:p>
     <w:p>
@@ -1107,7 +1051,7 @@
           <w:color w:val="888888"/>
           <w:sz w:val="18"/>
         </w:rPr>
-        <w:t>来源:IT之家 | 时间:10-09 15:08</w:t>
+        <w:t>来源:IT之家 | 时间:10-09 21:05</w:t>
       </w:r>
     </w:p>
     <w:p>
@@ -1118,13 +1062,13 @@
         </w:rPr>
         <w:t>链接:</w:t>
       </w:r>
-      <w:hyperlink r:id="rId28">
+      <w:hyperlink r:id="rId27">
         <w:r>
           <w:rPr>
             <w:color w:val="0563C1"/>
             <w:u w:val="single"/>
           </w:rPr>
-          <w:t>Steam 喜加一：卡牌 Roguelike 游戏《Hex Reverse》限时免费领</w:t>
+          <w:t>网易《逆水寒：新世界》年度级预告片公布，4.2 全新大赛季“月岭瑶歌”官宣</w:t>
         </w:r>
       </w:hyperlink>
     </w:p>
@@ -1148,7 +1092,7 @@
           <w:color w:val="888888"/>
           <w:sz w:val="24"/>
         </w:rPr>
-        <w:t>Steam 喜加一：策略游戏《Save the Earth》转付费前免费领</w:t>
+        <w:t>经典策略游戏《冰汽时代》10 月 19 日登陆任天堂 Switch 平台，首发价 20.99 美元</w:t>
       </w:r>
     </w:p>
     <w:p>
@@ -1158,7 +1102,7 @@
           <w:color w:val="888888"/>
           <w:sz w:val="18"/>
         </w:rPr>
-        <w:t>来源:IT之家 | 时间:10-09 14:40</w:t>
+        <w:t>来源:IT之家 | 时间:10-09 19:07</w:t>
       </w:r>
     </w:p>
     <w:p>
@@ -1169,13 +1113,13 @@
         </w:rPr>
         <w:t>链接:</w:t>
       </w:r>
-      <w:hyperlink r:id="rId29">
+      <w:hyperlink r:id="rId28">
         <w:r>
           <w:rPr>
             <w:color w:val="0563C1"/>
             <w:u w:val="single"/>
           </w:rPr>
-          <w:t>Steam 喜加一：策略游戏《Save the Earth》转付费前免费领</w:t>
+          <w:t>经典策略游戏《冰汽时代》10 月 19 日登陆任天堂 Switch 平台，首发价 20.99 美元</w:t>
         </w:r>
       </w:hyperlink>
     </w:p>
@@ -1199,7 +1143,7 @@
           <w:color w:val="888888"/>
           <w:sz w:val="24"/>
         </w:rPr>
-        <w:t>《巫师 3：重制版》首个大型补丁发布：游戏主机端消除画面泛白现象</w:t>
+        <w:t>黑客组织 CyberLeek 继续曝光《GTA6》游戏实机画面：泥地摩托越野赛事、第一人称驾车</w:t>
       </w:r>
     </w:p>
     <w:p>
@@ -1209,7 +1153,7 @@
           <w:color w:val="888888"/>
           <w:sz w:val="18"/>
         </w:rPr>
-        <w:t>来源:IT之家 | 时间:10-09 13:51</w:t>
+        <w:t>来源:IT之家 | 时间:10-09 17:03</w:t>
       </w:r>
     </w:p>
     <w:p>
@@ -1220,13 +1164,13 @@
         </w:rPr>
         <w:t>链接:</w:t>
       </w:r>
-      <w:hyperlink r:id="rId30">
+      <w:hyperlink r:id="rId29">
         <w:r>
           <w:rPr>
             <w:color w:val="0563C1"/>
             <w:u w:val="single"/>
           </w:rPr>
-          <w:t>《巫师 3：重制版》首个大型补丁发布：游戏主机端消除画面泛白现象</w:t>
+          <w:t>黑客组织 CyberLeek 继续曝光《GTA6》游戏实机画面：泥地摩托越野赛事、第一人称驾车</w:t>
         </w:r>
       </w:hyperlink>
     </w:p>
@@ -1250,7 +1194,7 @@
           <w:color w:val="888888"/>
           <w:sz w:val="24"/>
         </w:rPr>
-        <w:t>VGN 推出魔竞入耳式电竞 HiFi 耳机：单耳重 3.79g、10mm 双磁双腔动圈，399 元</w:t>
+        <w:t>腾讯《三角洲行动》国服日活跃用户数突破 5800 万人，官方向玩家发放“全服答谢福利”</w:t>
       </w:r>
     </w:p>
     <w:p>
@@ -1260,7 +1204,7 @@
           <w:color w:val="888888"/>
           <w:sz w:val="18"/>
         </w:rPr>
-        <w:t>来源:IT之家 | 时间:10-09 13:48</w:t>
+        <w:t>来源:IT之家 | 时间:10-09 16:55</w:t>
       </w:r>
     </w:p>
     <w:p>
@@ -1271,115 +1215,13 @@
         </w:rPr>
         <w:t>链接:</w:t>
       </w:r>
-      <w:hyperlink r:id="rId31">
+      <w:hyperlink r:id="rId30">
         <w:r>
           <w:rPr>
             <w:color w:val="0563C1"/>
             <w:u w:val="single"/>
           </w:rPr>
-          <w:t>VGN 推出魔竞入耳式电竞 HiFi 耳机：单耳重 3.79g、10mm 双磁双腔动圈，399 元</w:t>
-        </w:r>
-      </w:hyperlink>
-    </w:p>
-    <w:p>
-      <w:pPr>
-        <w:pStyle w:val="Heading3"/>
-      </w:pPr>
-      <w:r>
-        <w:rPr>
-          <w:rFonts w:ascii="Times New Roman" w:hAnsi="Times New Roman" w:eastAsia="黑体"/>
-          <w:b w:val="0"/>
-          <w:color w:val="888888"/>
-          <w:sz w:val="24"/>
-        </w:rPr>
-        <w:t>【C级·参考】</w:t>
-      </w:r>
-      <w:r>
-        <w:rPr>
-          <w:rFonts w:ascii="Times New Roman" w:hAnsi="Times New Roman" w:eastAsia="黑体"/>
-          <w:b w:val="0"/>
-          <w:color w:val="888888"/>
-          <w:sz w:val="24"/>
-        </w:rPr>
-        <w:t>《怪物猎人物语 3：命运双龙》游戏 11 月 18 日登陆 XBOX on PC，首次支持 XBOX Play Anywhere</w:t>
-      </w:r>
-    </w:p>
-    <w:p>
-      <w:r>
-        <w:rPr>
-          <w:rFonts w:ascii="Times New Roman" w:hAnsi="Times New Roman" w:eastAsia="宋体"/>
-          <w:color w:val="888888"/>
-          <w:sz w:val="18"/>
-        </w:rPr>
-        <w:t>来源:IT之家 | 时间:10-09 12:29</w:t>
-      </w:r>
-    </w:p>
-    <w:p>
-      <w:r>
-        <w:rPr>
-          <w:rFonts w:ascii="Times New Roman" w:hAnsi="Times New Roman" w:eastAsia="宋体"/>
-          <w:sz w:val="18"/>
-        </w:rPr>
-        <w:t>链接:</w:t>
-      </w:r>
-      <w:hyperlink r:id="rId32">
-        <w:r>
-          <w:rPr>
-            <w:color w:val="0563C1"/>
-            <w:u w:val="single"/>
-          </w:rPr>
-          <w:t>《怪物猎人物语 3：命运双龙》游戏 11 月 18 日登陆 XBOX on PC，首次支持 XBOX Play Anywhere</w:t>
-        </w:r>
-      </w:hyperlink>
-    </w:p>
-    <w:p>
-      <w:pPr>
-        <w:pStyle w:val="Heading3"/>
-      </w:pPr>
-      <w:r>
-        <w:rPr>
-          <w:rFonts w:ascii="Times New Roman" w:hAnsi="Times New Roman" w:eastAsia="黑体"/>
-          <w:b w:val="0"/>
-          <w:color w:val="888888"/>
-          <w:sz w:val="24"/>
-        </w:rPr>
-        <w:t>【C级·参考】</w:t>
-      </w:r>
-      <w:r>
-        <w:rPr>
-          <w:rFonts w:ascii="Times New Roman" w:hAnsi="Times New Roman" w:eastAsia="黑体"/>
-          <w:b w:val="0"/>
-          <w:color w:val="888888"/>
-          <w:sz w:val="24"/>
-        </w:rPr>
-        <w:t>微软重构 XBOX PC 应用：游戏库加载提速，商店列表与游戏列表合一</w:t>
-      </w:r>
-    </w:p>
-    <w:p>
-      <w:r>
-        <w:rPr>
-          <w:rFonts w:ascii="Times New Roman" w:hAnsi="Times New Roman" w:eastAsia="宋体"/>
-          <w:color w:val="888888"/>
-          <w:sz w:val="18"/>
-        </w:rPr>
-        <w:t>来源:IT之家 | 时间:10-09 11:08</w:t>
-      </w:r>
-    </w:p>
-    <w:p>
-      <w:r>
-        <w:rPr>
-          <w:rFonts w:ascii="Times New Roman" w:hAnsi="Times New Roman" w:eastAsia="宋体"/>
-          <w:sz w:val="18"/>
-        </w:rPr>
-        <w:t>链接:</w:t>
-      </w:r>
-      <w:hyperlink r:id="rId33">
-        <w:r>
-          <w:rPr>
-            <w:color w:val="0563C1"/>
-            <w:u w:val="single"/>
-          </w:rPr>
-          <w:t>微软重构 XBOX PC 应用：游戏库加载提速，商店列表与游戏列表合一</w:t>
+          <w:t>腾讯《三角洲行动》国服日活跃用户数突破 5800 万人，官方向玩家发放“全服答谢福利”</w:t>
         </w:r>
       </w:hyperlink>
     </w:p>
@@ -1424,7 +1266,7 @@
         </w:rPr>
         <w:t>链接:</w:t>
       </w:r>
-      <w:hyperlink r:id="rId34">
+      <w:hyperlink r:id="rId31">
         <w:r>
           <w:rPr>
             <w:color w:val="0563C1"/>
@@ -1475,7 +1317,7 @@
         </w:rPr>
         <w:t>链接:</w:t>
       </w:r>
-      <w:hyperlink r:id="rId35">
+      <w:hyperlink r:id="rId32">
         <w:r>
           <w:rPr>
             <w:color w:val="0563C1"/>
@@ -1526,13 +1368,76 @@
         </w:rPr>
         <w:t>链接:</w:t>
       </w:r>
-      <w:hyperlink r:id="rId36">
+      <w:hyperlink r:id="rId33">
         <w:r>
           <w:rPr>
             <w:color w:val="0563C1"/>
             <w:u w:val="single"/>
           </w:rPr>
           <w:t>欧盟对9家游戏大厂执法行动，遭集体抵制：Supercell,拳头,育碧,King在列</w:t>
+        </w:r>
+      </w:hyperlink>
+    </w:p>
+    <w:p>
+      <w:pPr>
+        <w:pStyle w:val="Heading2"/>
+      </w:pPr>
+      <w:r>
+        <w:rPr>
+          <w:rFonts w:ascii="Times New Roman" w:hAnsi="Times New Roman" w:eastAsia="黑体"/>
+          <w:sz w:val="28"/>
+        </w:rPr>
+        <w:t>消费/以旧换新/新餐饮</w:t>
+      </w:r>
+    </w:p>
+    <w:p>
+      <w:pPr>
+        <w:pStyle w:val="Heading3"/>
+      </w:pPr>
+      <w:r>
+        <w:rPr>
+          <w:rFonts w:ascii="Times New Roman" w:hAnsi="Times New Roman" w:eastAsia="黑体"/>
+          <w:b w:val="0"/>
+          <w:color w:val="888888"/>
+          <w:sz w:val="24"/>
+        </w:rPr>
+        <w:t>【C级·参考】</w:t>
+      </w:r>
+      <w:r>
+        <w:rPr>
+          <w:rFonts w:ascii="Times New Roman" w:hAnsi="Times New Roman" w:eastAsia="黑体"/>
+          <w:b w:val="0"/>
+          <w:color w:val="888888"/>
+          <w:sz w:val="24"/>
+        </w:rPr>
+        <w:t>吉利汽车集团旗下吉利品牌宣布正式进入加拿大市场，已在当地全面推进零售与服务网络建设</w:t>
+      </w:r>
+    </w:p>
+    <w:p>
+      <w:r>
+        <w:rPr>
+          <w:rFonts w:ascii="Times New Roman" w:hAnsi="Times New Roman" w:eastAsia="宋体"/>
+          <w:color w:val="888888"/>
+          <w:sz w:val="18"/>
+        </w:rPr>
+        <w:t>来源:IT之家 | 时间:10-09 21:38</w:t>
+      </w:r>
+    </w:p>
+    <w:p>
+      <w:r>
+        <w:rPr>
+          <w:rFonts w:ascii="Times New Roman" w:hAnsi="Times New Roman" w:eastAsia="宋体"/>
+          <w:sz w:val="18"/>
+        </w:rPr>
+        <w:t>链接:</w:t>
+      </w:r>
+      <w:hyperlink r:id="rId34">
+        <w:r>
+          <w:rPr>
+            <w:color w:val="0563C1"/>
+            <w:u w:val="single"/>
+          </w:rPr>
+          <w:t>吉利汽车集团旗下吉利品牌宣布正式进入加拿大市场，已在当地全面推进零售与服务网络建设</w:t>
         </w:r>
       </w:hyperlink>
     </w:p>
@@ -1556,7 +1461,7 @@
           <w:color w:val="888888"/>
           <w:sz w:val="24"/>
         </w:rPr>
-        <w:t>9月微信小游戏畅销榜Top100：小游戏大势已定？仅1款新游戏跻身TOP50</w:t>
+        <w:t>小米“米家洗衣机健康洗三筒 11kg”开售，国补到手价 3499 元</w:t>
       </w:r>
     </w:p>
     <w:p>
@@ -1566,7 +1471,109 @@
           <w:color w:val="888888"/>
           <w:sz w:val="18"/>
         </w:rPr>
-        <w:t>来源:GameLook | 时间:10-08 14:08</w:t>
+        <w:t>来源:IT之家 | 时间:10-09 19:39</w:t>
+      </w:r>
+    </w:p>
+    <w:p>
+      <w:r>
+        <w:rPr>
+          <w:rFonts w:ascii="Times New Roman" w:hAnsi="Times New Roman" w:eastAsia="宋体"/>
+          <w:sz w:val="18"/>
+        </w:rPr>
+        <w:t>链接:</w:t>
+      </w:r>
+      <w:hyperlink r:id="rId35">
+        <w:r>
+          <w:rPr>
+            <w:color w:val="0563C1"/>
+            <w:u w:val="single"/>
+          </w:rPr>
+          <w:t>小米“米家洗衣机健康洗三筒 11kg”开售，国补到手价 3499 元</w:t>
+        </w:r>
+      </w:hyperlink>
+    </w:p>
+    <w:p>
+      <w:pPr>
+        <w:pStyle w:val="Heading3"/>
+      </w:pPr>
+      <w:r>
+        <w:rPr>
+          <w:rFonts w:ascii="Times New Roman" w:hAnsi="Times New Roman" w:eastAsia="黑体"/>
+          <w:b w:val="0"/>
+          <w:color w:val="888888"/>
+          <w:sz w:val="24"/>
+        </w:rPr>
+        <w:t>【C级·参考】</w:t>
+      </w:r>
+      <w:r>
+        <w:rPr>
+          <w:rFonts w:ascii="Times New Roman" w:hAnsi="Times New Roman" w:eastAsia="黑体"/>
+          <w:b w:val="0"/>
+          <w:color w:val="888888"/>
+          <w:sz w:val="24"/>
+        </w:rPr>
+        <w:t>1299 → 978 元：华为 FreeClip 2 耳夹耳机京东国补后终破千元</w:t>
+      </w:r>
+    </w:p>
+    <w:p>
+      <w:r>
+        <w:rPr>
+          <w:rFonts w:ascii="Times New Roman" w:hAnsi="Times New Roman" w:eastAsia="宋体"/>
+          <w:color w:val="888888"/>
+          <w:sz w:val="18"/>
+        </w:rPr>
+        <w:t>来源:IT之家 | 时间:10-09 17:29</w:t>
+      </w:r>
+    </w:p>
+    <w:p>
+      <w:r>
+        <w:rPr>
+          <w:rFonts w:ascii="Times New Roman" w:hAnsi="Times New Roman" w:eastAsia="宋体"/>
+          <w:sz w:val="18"/>
+        </w:rPr>
+        <w:t>链接:</w:t>
+      </w:r>
+      <w:hyperlink r:id="rId36">
+        <w:r>
+          <w:rPr>
+            <w:color w:val="0563C1"/>
+            <w:u w:val="single"/>
+          </w:rPr>
+          <w:t>1299 → 978 元：华为 FreeClip 2 耳夹耳机京东国补后终破千元</w:t>
+        </w:r>
+      </w:hyperlink>
+    </w:p>
+    <w:p>
+      <w:pPr>
+        <w:pStyle w:val="Heading3"/>
+      </w:pPr>
+      <w:r>
+        <w:rPr>
+          <w:rFonts w:ascii="Times New Roman" w:hAnsi="Times New Roman" w:eastAsia="黑体"/>
+          <w:b w:val="0"/>
+          <w:color w:val="888888"/>
+          <w:sz w:val="24"/>
+        </w:rPr>
+        <w:t>【C级·参考】</w:t>
+      </w:r>
+      <w:r>
+        <w:rPr>
+          <w:rFonts w:ascii="Times New Roman" w:hAnsi="Times New Roman" w:eastAsia="黑体"/>
+          <w:b w:val="0"/>
+          <w:color w:val="888888"/>
+          <w:sz w:val="24"/>
+        </w:rPr>
+        <w:t>支持 iPhone 18 系列 AVS 动态快充：酷态科 CP6 电能充 Mini 79 → 62 元国补直降</w:t>
+      </w:r>
+    </w:p>
+    <w:p>
+      <w:r>
+        <w:rPr>
+          <w:rFonts w:ascii="Times New Roman" w:hAnsi="Times New Roman" w:eastAsia="宋体"/>
+          <w:color w:val="888888"/>
+          <w:sz w:val="18"/>
+        </w:rPr>
+        <w:t>来源:IT之家 | 时间:10-09 17:00</w:t>
       </w:r>
     </w:p>
     <w:p>
@@ -1583,21 +1590,9 @@
             <w:color w:val="0563C1"/>
             <w:u w:val="single"/>
           </w:rPr>
-          <w:t>9月微信小游戏畅销榜Top100：小游戏大势已定？仅1款新游戏跻身TOP50</w:t>
+          <w:t>支持 iPhone 18 系列 AVS 动态快充：酷态科 CP6 电能充 Mini 79 → 62 元国补直降</w:t>
         </w:r>
       </w:hyperlink>
-    </w:p>
-    <w:p>
-      <w:pPr>
-        <w:pStyle w:val="Heading2"/>
-      </w:pPr>
-      <w:r>
-        <w:rPr>
-          <w:rFonts w:ascii="Times New Roman" w:hAnsi="Times New Roman" w:eastAsia="黑体"/>
-          <w:sz w:val="28"/>
-        </w:rPr>
-        <w:t>消费/以旧换新/新餐饮</w:t>
-      </w:r>
     </w:p>
     <w:p>
       <w:pPr>
@@ -1676,7 +1671,7 @@
           <w:rFonts w:ascii="Times New Roman" w:hAnsi="Times New Roman" w:eastAsia="宋体"/>
           <w:sz w:val="18"/>
         </w:rPr>
-        <w:t>IT之家(60)、GameLook(12)、HackerNews(6)、Bing新闻(5)</w:t>
+        <w:t>IT之家(60)、GameLook(12)、HackerNews(5)、Bing新闻(7)</w:t>
       </w:r>
     </w:p>
     <w:p>

--- a/briefings/线口监测午报-2026-10-09.docx
+++ b/briefings/线口监测午报-2026-10-09.docx
@@ -22,7 +22,7 @@
           <w:color w:val="888888"/>
           <w:sz w:val="18"/>
         </w:rPr>
-        <w:t>监测窗口:近48小时 | 生成时间:2026-10-09 22:18</w:t>
+        <w:t>监测窗口:近48小时 | 生成时间:2026-10-09 23:13</w:t>
       </w:r>
     </w:p>
     <w:p>
@@ -70,6 +70,57 @@
           <w:color w:val="888888"/>
           <w:sz w:val="24"/>
         </w:rPr>
+        <w:t>Iranian campaign planted fake articles in real U.S. publications using ChatGPT</w:t>
+      </w:r>
+    </w:p>
+    <w:p>
+      <w:r>
+        <w:rPr>
+          <w:rFonts w:ascii="Times New Roman" w:hAnsi="Times New Roman" w:eastAsia="宋体"/>
+          <w:color w:val="888888"/>
+          <w:sz w:val="18"/>
+        </w:rPr>
+        <w:t>来源:Hacker News | 时间:10-09 20:21</w:t>
+      </w:r>
+    </w:p>
+    <w:p>
+      <w:r>
+        <w:rPr>
+          <w:rFonts w:ascii="Times New Roman" w:hAnsi="Times New Roman" w:eastAsia="宋体"/>
+          <w:sz w:val="18"/>
+        </w:rPr>
+        <w:t>链接:</w:t>
+      </w:r>
+      <w:hyperlink r:id="rId9">
+        <w:r>
+          <w:rPr>
+            <w:color w:val="0563C1"/>
+            <w:u w:val="single"/>
+          </w:rPr>
+          <w:t>Iranian campaign planted fake articles in real U.S. publications using ChatGPT</w:t>
+        </w:r>
+      </w:hyperlink>
+    </w:p>
+    <w:p>
+      <w:pPr>
+        <w:pStyle w:val="Heading3"/>
+      </w:pPr>
+      <w:r>
+        <w:rPr>
+          <w:rFonts w:ascii="Times New Roman" w:hAnsi="Times New Roman" w:eastAsia="黑体"/>
+          <w:b w:val="0"/>
+          <w:color w:val="888888"/>
+          <w:sz w:val="24"/>
+        </w:rPr>
+        <w:t>【C级·参考】</w:t>
+      </w:r>
+      <w:r>
+        <w:rPr>
+          <w:rFonts w:ascii="Times New Roman" w:hAnsi="Times New Roman" w:eastAsia="黑体"/>
+          <w:b w:val="0"/>
+          <w:color w:val="888888"/>
+          <w:sz w:val="24"/>
+        </w:rPr>
         <w:t>46999 元起，极摩客 EVO-X5 Pro 迷你 AI 工作站发售</w:t>
       </w:r>
     </w:p>
@@ -91,7 +142,7 @@
         </w:rPr>
         <w:t>链接:</w:t>
       </w:r>
-      <w:hyperlink r:id="rId9">
+      <w:hyperlink r:id="rId10">
         <w:r>
           <w:rPr>
             <w:color w:val="0563C1"/>
@@ -142,7 +193,7 @@
         </w:rPr>
         <w:t>链接:</w:t>
       </w:r>
-      <w:hyperlink r:id="rId10">
+      <w:hyperlink r:id="rId11">
         <w:r>
           <w:rPr>
             <w:color w:val="0563C1"/>
@@ -193,7 +244,7 @@
         </w:rPr>
         <w:t>链接:</w:t>
       </w:r>
-      <w:hyperlink r:id="rId11">
+      <w:hyperlink r:id="rId12">
         <w:r>
           <w:rPr>
             <w:color w:val="0563C1"/>
@@ -244,7 +295,7 @@
         </w:rPr>
         <w:t>链接:</w:t>
       </w:r>
-      <w:hyperlink r:id="rId12">
+      <w:hyperlink r:id="rId13">
         <w:r>
           <w:rPr>
             <w:color w:val="0563C1"/>
@@ -295,7 +346,7 @@
         </w:rPr>
         <w:t>链接:</w:t>
       </w:r>
-      <w:hyperlink r:id="rId13">
+      <w:hyperlink r:id="rId14">
         <w:r>
           <w:rPr>
             <w:color w:val="0563C1"/>
@@ -325,7 +376,7 @@
           <w:color w:val="888888"/>
           <w:sz w:val="24"/>
         </w:rPr>
-        <w:t>华为智能门锁 2 Pro 悦享版开售：支持 AI 3D 人脸识别 3.0，补贴到手价 2124.15 元</w:t>
+        <w:t>极米记得 AI 显示眼镜 MemoMind One 超前预约开启：蔡司定制光学镜片、哈曼联合调音</w:t>
       </w:r>
     </w:p>
     <w:p>
@@ -335,58 +386,7 @@
           <w:color w:val="888888"/>
           <w:sz w:val="18"/>
         </w:rPr>
-        <w:t>来源:IT之家 | 时间:10-09 16:40</w:t>
-      </w:r>
-    </w:p>
-    <w:p>
-      <w:r>
-        <w:rPr>
-          <w:rFonts w:ascii="Times New Roman" w:hAnsi="Times New Roman" w:eastAsia="宋体"/>
-          <w:sz w:val="18"/>
-        </w:rPr>
-        <w:t>链接:</w:t>
-      </w:r>
-      <w:hyperlink r:id="rId14">
-        <w:r>
-          <w:rPr>
-            <w:color w:val="0563C1"/>
-            <w:u w:val="single"/>
-          </w:rPr>
-          <w:t>华为智能门锁 2 Pro 悦享版开售：支持 AI 3D 人脸识别 3.0，补贴到手价 2124.15 元</w:t>
-        </w:r>
-      </w:hyperlink>
-    </w:p>
-    <w:p>
-      <w:pPr>
-        <w:pStyle w:val="Heading3"/>
-      </w:pPr>
-      <w:r>
-        <w:rPr>
-          <w:rFonts w:ascii="Times New Roman" w:hAnsi="Times New Roman" w:eastAsia="黑体"/>
-          <w:b w:val="0"/>
-          <w:color w:val="888888"/>
-          <w:sz w:val="24"/>
-        </w:rPr>
-        <w:t>【C级·参考】</w:t>
-      </w:r>
-      <w:r>
-        <w:rPr>
-          <w:rFonts w:ascii="Times New Roman" w:hAnsi="Times New Roman" w:eastAsia="黑体"/>
-          <w:b w:val="0"/>
-          <w:color w:val="888888"/>
-          <w:sz w:val="24"/>
-        </w:rPr>
-        <w:t>iBUYPOWER 发布 Pro AMD AI Halo 迷你主机：2.8L 体积，简约外观</w:t>
-      </w:r>
-    </w:p>
-    <w:p>
-      <w:r>
-        <w:rPr>
-          <w:rFonts w:ascii="Times New Roman" w:hAnsi="Times New Roman" w:eastAsia="宋体"/>
-          <w:color w:val="888888"/>
-          <w:sz w:val="18"/>
-        </w:rPr>
-        <w:t>来源:IT之家 | 时间:10-09 16:39</w:t>
+        <w:t>来源:Bing新闻 | 时间:10-09 16:05</w:t>
       </w:r>
     </w:p>
     <w:p>
@@ -403,7 +403,7 @@
             <w:color w:val="0563C1"/>
             <w:u w:val="single"/>
           </w:rPr>
-          <w:t>iBUYPOWER 发布 Pro AMD AI Halo 迷你主机：2.8L 体积，简约外观</w:t>
+          <w:t>极米记得 AI 显示眼镜 MemoMind One 超前预约开启：蔡司定制光学镜片、哈曼联合调音</w:t>
         </w:r>
       </w:hyperlink>
     </w:p>
@@ -715,6 +715,57 @@
     </w:p>
     <w:p>
       <w:pPr>
+        <w:pStyle w:val="Heading3"/>
+      </w:pPr>
+      <w:r>
+        <w:rPr>
+          <w:rFonts w:ascii="Times New Roman" w:hAnsi="Times New Roman" w:eastAsia="黑体"/>
+          <w:b w:val="0"/>
+          <w:color w:val="888888"/>
+          <w:sz w:val="24"/>
+        </w:rPr>
+        <w:t>【C级·参考】</w:t>
+      </w:r>
+      <w:r>
+        <w:rPr>
+          <w:rFonts w:ascii="Times New Roman" w:hAnsi="Times New Roman" w:eastAsia="黑体"/>
+          <w:b w:val="0"/>
+          <w:color w:val="888888"/>
+          <w:sz w:val="24"/>
+        </w:rPr>
+        <w:t>极刻觅镜 | AI眼镜日报｜XREAL AURA公布售价与上市计划</w:t>
+      </w:r>
+    </w:p>
+    <w:p>
+      <w:r>
+        <w:rPr>
+          <w:rFonts w:ascii="Times New Roman" w:hAnsi="Times New Roman" w:eastAsia="宋体"/>
+          <w:color w:val="888888"/>
+          <w:sz w:val="18"/>
+        </w:rPr>
+        <w:t>来源:Bing新闻 | 时间:10-09 03:16</w:t>
+      </w:r>
+    </w:p>
+    <w:p>
+      <w:r>
+        <w:rPr>
+          <w:rFonts w:ascii="Times New Roman" w:hAnsi="Times New Roman" w:eastAsia="宋体"/>
+          <w:sz w:val="18"/>
+        </w:rPr>
+        <w:t>链接:</w:t>
+      </w:r>
+      <w:hyperlink r:id="rId22">
+        <w:r>
+          <w:rPr>
+            <w:color w:val="0563C1"/>
+            <w:u w:val="single"/>
+          </w:rPr>
+          <w:t>极刻觅镜 | AI眼镜日报｜XREAL AURA公布售价与上市计划</w:t>
+        </w:r>
+      </w:hyperlink>
+    </w:p>
+    <w:p>
+      <w:pPr>
         <w:pStyle w:val="Heading2"/>
       </w:pPr>
       <w:r>
@@ -766,7 +817,7 @@
         </w:rPr>
         <w:t>链接:</w:t>
       </w:r>
-      <w:hyperlink r:id="rId22">
+      <w:hyperlink r:id="rId23">
         <w:r>
           <w:rPr>
             <w:color w:val="0563C1"/>
@@ -817,7 +868,7 @@
         </w:rPr>
         <w:t>链接:</w:t>
       </w:r>
-      <w:hyperlink r:id="rId23">
+      <w:hyperlink r:id="rId24">
         <w:r>
           <w:rPr>
             <w:color w:val="0563C1"/>
@@ -868,7 +919,7 @@
         </w:rPr>
         <w:t>链接:</w:t>
       </w:r>
-      <w:hyperlink r:id="rId24">
+      <w:hyperlink r:id="rId25">
         <w:r>
           <w:rPr>
             <w:color w:val="0563C1"/>
@@ -948,64 +999,13 @@
         </w:rPr>
         <w:t>链接:</w:t>
       </w:r>
-      <w:hyperlink r:id="rId25">
+      <w:hyperlink r:id="rId26">
         <w:r>
           <w:rPr>
             <w:color w:val="0563C1"/>
             <w:u w:val="single"/>
           </w:rPr>
           <w:t>中老铁路累计发送旅客突破 8000 万人次，服务 120 余个国家和地区跨境旅客 95 万人次</w:t>
-        </w:r>
-      </w:hyperlink>
-    </w:p>
-    <w:p>
-      <w:pPr>
-        <w:pStyle w:val="Heading3"/>
-      </w:pPr>
-      <w:r>
-        <w:rPr>
-          <w:rFonts w:ascii="Times New Roman" w:hAnsi="Times New Roman" w:eastAsia="黑体"/>
-          <w:b w:val="0"/>
-          <w:color w:val="888888"/>
-          <w:sz w:val="24"/>
-        </w:rPr>
-        <w:t>【C级·参考】</w:t>
-      </w:r>
-      <w:r>
-        <w:rPr>
-          <w:rFonts w:ascii="Times New Roman" w:hAnsi="Times New Roman" w:eastAsia="黑体"/>
-          <w:b w:val="0"/>
-          <w:color w:val="888888"/>
-          <w:sz w:val="24"/>
-        </w:rPr>
-        <w:t>后厨制作过程能扫码回看，中国电信推出“外卖云监管-食安封签”解决方案</w:t>
-      </w:r>
-    </w:p>
-    <w:p>
-      <w:r>
-        <w:rPr>
-          <w:rFonts w:ascii="Times New Roman" w:hAnsi="Times New Roman" w:eastAsia="宋体"/>
-          <w:color w:val="888888"/>
-          <w:sz w:val="18"/>
-        </w:rPr>
-        <w:t>来源:IT之家 | 时间:10-09 16:42</w:t>
-      </w:r>
-    </w:p>
-    <w:p>
-      <w:r>
-        <w:rPr>
-          <w:rFonts w:ascii="Times New Roman" w:hAnsi="Times New Roman" w:eastAsia="宋体"/>
-          <w:sz w:val="18"/>
-        </w:rPr>
-        <w:t>链接:</w:t>
-      </w:r>
-      <w:hyperlink r:id="rId26">
-        <w:r>
-          <w:rPr>
-            <w:color w:val="0563C1"/>
-            <w:u w:val="single"/>
-          </w:rPr>
-          <w:t>后厨制作过程能扫码回看，中国电信推出“外卖云监管-食安封签”解决方案</w:t>
         </w:r>
       </w:hyperlink>
     </w:p>
@@ -1671,7 +1671,7 @@
           <w:rFonts w:ascii="Times New Roman" w:hAnsi="Times New Roman" w:eastAsia="宋体"/>
           <w:sz w:val="18"/>
         </w:rPr>
-        <w:t>IT之家(60)、GameLook(12)、HackerNews(5)、Bing新闻(7)</w:t>
+        <w:t>IT之家(60)、GameLook(12)、HackerNews(4)、Bing新闻(8)</w:t>
       </w:r>
     </w:p>
     <w:p>
